--- a/fuentes/CFA212150025_DU.docx
+++ b/fuentes/CFA212150025_DU.docx
@@ -1,6 +1,6 @@
 
 <file path=word/document.xml><?xml version="1.0" encoding="utf-8"?>
-<w:document xmlns:wpc="http://schemas.microsoft.com/office/word/2010/wordprocessingCanvas" xmlns:cx="http://schemas.microsoft.com/office/drawing/2014/chartex" xmlns:cx1="http://schemas.microsoft.com/office/drawing/2015/9/8/chartex" xmlns:cx2="http://schemas.microsoft.com/office/drawing/2015/10/21/chartex" xmlns:cx3="http://schemas.microsoft.com/office/drawing/2016/5/9/chartex" xmlns:cx4="http://schemas.microsoft.com/office/drawing/2016/5/10/chartex" xmlns:cx5="http://schemas.microsoft.com/office/drawing/2016/5/11/chartex" xmlns:cx6="http://schemas.microsoft.com/office/drawing/2016/5/12/chartex" xmlns:cx7="http://schemas.microsoft.com/office/drawing/2016/5/13/chartex" xmlns:cx8="http://schemas.microsoft.com/office/drawing/2016/5/14/chartex" xmlns:mc="http://schemas.openxmlformats.org/markup-compatibility/2006" xmlns:aink="http://schemas.microsoft.com/office/drawing/2016/ink" xmlns:am3d="http://schemas.microsoft.com/office/drawing/2017/model3d" xmlns:o="urn:schemas-microsoft-com:office:office" xmlns:oel="http://schemas.microsoft.com/office/2019/extlst" xmlns:r="http://schemas.openxmlformats.org/officeDocument/2006/relationships" xmlns:m="http://schemas.openxmlformats.org/officeDocument/2006/math" xmlns:v="urn:schemas-microsoft-com:vml" xmlns:wp14="http://schemas.microsoft.com/office/word/2010/wordprocessingDrawing" xmlns:wp="http://schemas.openxmlformats.org/drawingml/2006/wordprocessingDrawing" xmlns:w10="urn:schemas-microsoft-com:office:word" xmlns:w="http://schemas.openxmlformats.org/wordprocessingml/2006/main" xmlns:w14="http://schemas.microsoft.com/office/word/2010/wordml" xmlns:w15="http://schemas.microsoft.com/office/word/2012/wordml" xmlns:w16cex="http://schemas.microsoft.com/office/word/2018/wordml/cex" xmlns:w16cid="http://schemas.microsoft.com/office/word/2016/wordml/cid" xmlns:w16="http://schemas.microsoft.com/office/word/2018/wordml" xmlns:w16du="http://schemas.microsoft.com/office/word/2023/wordml/word16du" xmlns:w16sdtdh="http://schemas.microsoft.com/office/word/2020/wordml/sdtdatahash" xmlns:w16sdtfl="http://schemas.microsoft.com/office/word/2024/wordml/sdtformatlock" xmlns:w16se="http://schemas.microsoft.com/office/word/2015/wordml/symex" xmlns:wpg="http://schemas.microsoft.com/office/word/2010/wordprocessingGroup" xmlns:wpi="http://schemas.microsoft.com/office/word/2010/wordprocessingInk" xmlns:wne="http://schemas.microsoft.com/office/word/2006/wordml" xmlns:wps="http://schemas.microsoft.com/office/word/2010/wordprocessingShape" mc:Ignorable="w14 w15 w16se w16cid w16 w16cex w16sdtdh w16sdtfl w16du wp14">
+<w:document xmlns:wpc="http://schemas.microsoft.com/office/word/2010/wordprocessingCanvas" xmlns:cx="http://schemas.microsoft.com/office/drawing/2014/chartex" xmlns:cx1="http://schemas.microsoft.com/office/drawing/2015/9/8/chartex" xmlns:cx2="http://schemas.microsoft.com/office/drawing/2015/10/21/chartex" xmlns:cx3="http://schemas.microsoft.com/office/drawing/2016/5/9/chartex" xmlns:cx4="http://schemas.microsoft.com/office/drawing/2016/5/10/chartex" xmlns:cx5="http://schemas.microsoft.com/office/drawing/2016/5/11/chartex" xmlns:cx6="http://schemas.microsoft.com/office/drawing/2016/5/12/chartex" xmlns:cx7="http://schemas.microsoft.com/office/drawing/2016/5/13/chartex" xmlns:cx8="http://schemas.microsoft.com/office/drawing/2016/5/14/chartex" xmlns:mc="http://schemas.openxmlformats.org/markup-compatibility/2006" xmlns:aink="http://schemas.microsoft.com/office/drawing/2016/ink" xmlns:am3d="http://schemas.microsoft.com/office/drawing/2017/model3d" xmlns:o="urn:schemas-microsoft-com:office:office" xmlns:r="http://schemas.openxmlformats.org/officeDocument/2006/relationships" xmlns:m="http://schemas.openxmlformats.org/officeDocument/2006/math" xmlns:v="urn:schemas-microsoft-com:vml" xmlns:wp14="http://schemas.microsoft.com/office/word/2010/wordprocessingDrawing" xmlns:wp="http://schemas.openxmlformats.org/drawingml/2006/wordprocessingDrawing" xmlns:w10="urn:schemas-microsoft-com:office:word" xmlns:w="http://schemas.openxmlformats.org/wordprocessingml/2006/main" xmlns:w14="http://schemas.microsoft.com/office/word/2010/wordml" xmlns:w15="http://schemas.microsoft.com/office/word/2012/wordml" xmlns:w16cex="http://schemas.microsoft.com/office/word/2018/wordml/cex" xmlns:w16cid="http://schemas.microsoft.com/office/word/2016/wordml/cid" xmlns:w16="http://schemas.microsoft.com/office/word/2018/wordml" xmlns:w16sdtdh="http://schemas.microsoft.com/office/word/2020/wordml/sdtdatahash" xmlns:w16se="http://schemas.microsoft.com/office/word/2015/wordml/symex" xmlns:wpg="http://schemas.microsoft.com/office/word/2010/wordprocessingGroup" xmlns:wpi="http://schemas.microsoft.com/office/word/2010/wordprocessingInk" xmlns:wne="http://schemas.microsoft.com/office/word/2006/wordml" xmlns:wps="http://schemas.microsoft.com/office/word/2010/wordprocessingShape" mc:Ignorable="w14 w15 w16se w16cid w16 w16cex w16sdtdh wp14">
   <w:body>
     <w:p>
       <w:pPr>
@@ -16,16 +16,16 @@
         <mc:AlternateContent>
           <mc:Choice Requires="wps">
             <w:drawing>
-              <wp:anchor distT="0" distB="0" distL="114300" distR="114300" simplePos="0" relativeHeight="251660288" behindDoc="1" locked="0" layoutInCell="1" allowOverlap="1" wp14:anchorId="0853532D" wp14:editId="0BF7145B">
+              <wp:anchor distT="0" distB="0" distL="114300" distR="114300" simplePos="0" relativeHeight="251660288" behindDoc="1" locked="0" layoutInCell="1" allowOverlap="1" wp14:anchorId="0853532D" wp14:editId="4D6B120A">
                 <wp:simplePos x="0" y="0"/>
-                <wp:positionH relativeFrom="column">
-                  <wp:posOffset>-859420</wp:posOffset>
+                <wp:positionH relativeFrom="page">
+                  <wp:align>right</wp:align>
                 </wp:positionH>
                 <wp:positionV relativeFrom="paragraph">
-                  <wp:posOffset>401955</wp:posOffset>
+                  <wp:posOffset>405765</wp:posOffset>
                 </wp:positionV>
-                <wp:extent cx="7795895" cy="2590800"/>
-                <wp:effectExtent l="0" t="0" r="0" b="0"/>
+                <wp:extent cx="7910195" cy="2505075"/>
+                <wp:effectExtent l="0" t="0" r="0" b="9525"/>
                 <wp:wrapNone/>
                 <wp:docPr id="705825447" name="Rectángulo 3">
                   <a:extLst xmlns:a="http://schemas.openxmlformats.org/drawingml/2006/main">
@@ -42,7 +42,7 @@
                       <wps:spPr>
                         <a:xfrm>
                           <a:off x="0" y="0"/>
-                          <a:ext cx="7795895" cy="2590800"/>
+                          <a:ext cx="7910195" cy="2505075"/>
                         </a:xfrm>
                         <a:prstGeom prst="rect">
                           <a:avLst/>
@@ -79,6 +79,9 @@
                     </wps:wsp>
                   </a:graphicData>
                 </a:graphic>
+                <wp14:sizeRelH relativeFrom="margin">
+                  <wp14:pctWidth>0</wp14:pctWidth>
+                </wp14:sizeRelH>
                 <wp14:sizeRelV relativeFrom="margin">
                   <wp14:pctHeight>0</wp14:pctHeight>
                 </wp14:sizeRelV>
@@ -87,7 +90,9 @@
           </mc:Choice>
           <mc:Fallback>
             <w:pict>
-              <v:rect w14:anchorId="10D8B84D" id="Rectángulo 3" o:spid="_x0000_s1026" alt="&quot;&quot;" style="position:absolute;margin-left:-67.65pt;margin-top:31.65pt;width:613.85pt;height:204pt;z-index:-251656192;visibility:visible;mso-wrap-style:square;mso-height-percent:0;mso-wrap-distance-left:9pt;mso-wrap-distance-top:0;mso-wrap-distance-right:9pt;mso-wrap-distance-bottom:0;mso-position-horizontal:absolute;mso-position-horizontal-relative:text;mso-position-vertical:absolute;mso-position-vertical-relative:text;mso-height-percent:0;mso-height-relative:margin;v-text-anchor:middle" o:gfxdata="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" fillcolor="#00314d" stroked="f" strokeweight="1pt"/>
+              <v:rect w14:anchorId="325AD064" id="Rectángulo 3" o:spid="_x0000_s1026" alt="&quot;&quot;" style="position:absolute;margin-left:571.65pt;margin-top:31.95pt;width:622.85pt;height:197.25pt;z-index:-251656192;visibility:visible;mso-wrap-style:square;mso-width-percent:0;mso-height-percent:0;mso-wrap-distance-left:9pt;mso-wrap-distance-top:0;mso-wrap-distance-right:9pt;mso-wrap-distance-bottom:0;mso-position-horizontal:right;mso-position-horizontal-relative:page;mso-position-vertical:absolute;mso-position-vertical-relative:text;mso-width-percent:0;mso-height-percent:0;mso-width-relative:margin;mso-height-relative:margin;v-text-anchor:middle" o:gfxdata="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" fillcolor="#00314d" stroked="f" strokeweight="1pt">
+                <w10:wrap anchorx="page"/>
+              </v:rect>
             </w:pict>
           </mc:Fallback>
         </mc:AlternateContent>
@@ -267,7 +272,7 @@
                 <v:stroke joinstyle="miter"/>
                 <v:path gradientshapeok="t" o:connecttype="rect"/>
               </v:shapetype>
-              <v:shape id="Cuadro de texto 2" o:spid="_x0000_s1026" type="#_x0000_t202" style="position:absolute;left:0;text-align:left;margin-left:-7.2pt;margin-top:33.5pt;width:488.95pt;height:143.25pt;z-index:251662336;visibility:visible;mso-wrap-style:square;mso-width-percent:0;mso-height-percent:0;mso-wrap-distance-left:9pt;mso-wrap-distance-top:3.6pt;mso-wrap-distance-right:9pt;mso-wrap-distance-bottom:3.6pt;mso-position-horizontal:absolute;mso-position-horizontal-relative:text;mso-position-vertical:absolute;mso-position-vertical-relative:text;mso-width-percent:0;mso-height-percent:0;mso-width-relative:margin;mso-height-relative:margin;v-text-anchor:top" o:gfxdata="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" filled="f" stroked="f">
+              <v:shape id="Cuadro de texto 2" o:spid="_x0000_s1026" type="#_x0000_t202" alt="&quot;&quot;" style="position:absolute;left:0;text-align:left;margin-left:-7.2pt;margin-top:33.5pt;width:488.95pt;height:143.25pt;z-index:251662336;visibility:visible;mso-wrap-style:square;mso-width-percent:0;mso-height-percent:0;mso-wrap-distance-left:9pt;mso-wrap-distance-top:3.6pt;mso-wrap-distance-right:9pt;mso-wrap-distance-bottom:3.6pt;mso-position-horizontal:absolute;mso-position-horizontal-relative:text;mso-position-vertical:absolute;mso-position-vertical-relative:text;mso-width-percent:0;mso-height-percent:0;mso-width-relative:margin;mso-height-relative:margin;v-text-anchor:top" o:gfxdata="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" filled="f" stroked="f">
                 <v:textbox>
                   <w:txbxContent>
                     <w:p>
@@ -510,6 +515,7 @@
           <w:docPartUnique/>
         </w:docPartObj>
       </w:sdtPr>
+      <w:sdtEndPr/>
       <w:sdtContent>
         <w:p>
           <w:pPr>
@@ -2932,7 +2938,6 @@
         </w:rPr>
         <w:t>Preparación de pedidos (</w:t>
       </w:r>
-      <w:proofErr w:type="spellStart"/>
       <w:r>
         <w:rPr>
           <w:rStyle w:val="Extranjerismo"/>
@@ -2940,29 +2945,8 @@
           <w:bCs/>
           <w:lang w:val="es-CO"/>
         </w:rPr>
-        <w:t>picking</w:t>
-      </w:r>
-      <w:proofErr w:type="spellEnd"/>
-      <w:r>
-        <w:rPr>
-          <w:rStyle w:val="Extranjerismo"/>
-          <w:b/>
-          <w:bCs/>
-          <w:lang w:val="es-CO"/>
-        </w:rPr>
-        <w:t xml:space="preserve"> y </w:t>
-      </w:r>
-      <w:proofErr w:type="spellStart"/>
-      <w:r>
-        <w:rPr>
-          <w:rStyle w:val="Extranjerismo"/>
-          <w:b/>
-          <w:bCs/>
-          <w:lang w:val="es-CO"/>
-        </w:rPr>
-        <w:t>packing</w:t>
-      </w:r>
-      <w:proofErr w:type="spellEnd"/>
+        <w:t>picking y packing</w:t>
+      </w:r>
       <w:r>
         <w:rPr>
           <w:b/>
@@ -5572,31 +5556,13 @@
               </w:rPr>
               <w:t xml:space="preserve">Días </w:t>
             </w:r>
-            <w:proofErr w:type="spellStart"/>
             <w:r>
               <w:rPr>
                 <w:rStyle w:val="Extranjerismo"/>
                 <w:lang w:val="es-CO"/>
               </w:rPr>
-              <w:t>on</w:t>
-            </w:r>
-            <w:proofErr w:type="spellEnd"/>
-            <w:r>
-              <w:rPr>
-                <w:rStyle w:val="Extranjerismo"/>
-                <w:lang w:val="es-CO"/>
-              </w:rPr>
-              <w:t xml:space="preserve"> </w:t>
-            </w:r>
-            <w:proofErr w:type="spellStart"/>
-            <w:r>
-              <w:rPr>
-                <w:rStyle w:val="Extranjerismo"/>
-                <w:lang w:val="es-CO"/>
-              </w:rPr>
-              <w:t>hand</w:t>
-            </w:r>
-            <w:proofErr w:type="spellEnd"/>
+              <w:t>on hand</w:t>
+            </w:r>
             <w:r>
               <w:rPr>
                 <w:rFonts w:eastAsia="Times New Roman"/>
@@ -5712,7 +5678,6 @@
               </w:rPr>
               <w:t xml:space="preserve">Tasa de errores en </w:t>
             </w:r>
-            <w:proofErr w:type="spellStart"/>
             <w:r>
               <w:rPr>
                 <w:rStyle w:val="Extranjerismo"/>
@@ -5720,7 +5685,6 @@
               </w:rPr>
               <w:t>picking</w:t>
             </w:r>
-            <w:proofErr w:type="spellEnd"/>
             <w:r>
               <w:rPr>
                 <w:rFonts w:eastAsia="Times New Roman"/>
@@ -5932,21 +5896,12 @@
               </w:rPr>
               <w:t xml:space="preserve">Medición con sistemas WMS con </w:t>
             </w:r>
-            <w:proofErr w:type="spellStart"/>
             <w:r>
               <w:rPr>
                 <w:rStyle w:val="Extranjerismo"/>
                 <w:lang w:val="es-CO"/>
               </w:rPr>
-              <w:t>routing</w:t>
-            </w:r>
-            <w:proofErr w:type="spellEnd"/>
-            <w:r>
-              <w:rPr>
-                <w:rStyle w:val="Extranjerismo"/>
-                <w:lang w:val="es-CO"/>
-              </w:rPr>
-              <w:t>, wearables.</w:t>
+              <w:t>routing, wearables.</w:t>
             </w:r>
           </w:p>
         </w:tc>
@@ -6086,21 +6041,67 @@
               </w:rPr>
               <w:t xml:space="preserve"> </w:t>
             </w:r>
-            <w:proofErr w:type="spellStart"/>
             <w:r>
               <w:rPr>
                 <w:rStyle w:val="Extranjerismo"/>
                 <w:lang w:val="es-CO"/>
               </w:rPr>
-              <w:t>picking</w:t>
-            </w:r>
-            <w:proofErr w:type="spellEnd"/>
+              <w:t xml:space="preserve">picking </w:t>
+            </w:r>
+            <w:r>
+              <w:rPr>
+                <w:rFonts w:eastAsia="Times New Roman"/>
+                <w:color w:val="000000"/>
+                <w:szCs w:val="28"/>
+              </w:rPr>
+              <w:t>discreto: 60</w:t>
+            </w:r>
+            <w:r>
+              <w:rPr>
+                <w:rFonts w:eastAsia="Times New Roman"/>
+                <w:color w:val="000000"/>
+                <w:szCs w:val="28"/>
+              </w:rPr>
+              <w:t xml:space="preserve"> </w:t>
+            </w:r>
+            <w:r>
+              <w:rPr>
+                <w:rFonts w:eastAsia="Times New Roman"/>
+                <w:color w:val="000000"/>
+                <w:szCs w:val="28"/>
+              </w:rPr>
+              <w:t>-</w:t>
+            </w:r>
+            <w:r>
+              <w:rPr>
+                <w:rFonts w:eastAsia="Times New Roman"/>
+                <w:color w:val="000000"/>
+                <w:szCs w:val="28"/>
+              </w:rPr>
+              <w:t xml:space="preserve"> </w:t>
+            </w:r>
+            <w:r>
+              <w:rPr>
+                <w:rFonts w:eastAsia="Times New Roman"/>
+                <w:color w:val="000000"/>
+                <w:szCs w:val="28"/>
+              </w:rPr>
+              <w:t>80 LPH,</w:t>
+            </w:r>
+            <w:r>
+              <w:rPr>
+                <w:rFonts w:eastAsia="Times New Roman"/>
+                <w:color w:val="000000"/>
+                <w:szCs w:val="28"/>
+              </w:rPr>
+              <w:t xml:space="preserve"> </w:t>
+            </w:r>
             <w:r>
               <w:rPr>
                 <w:rStyle w:val="Extranjerismo"/>
                 <w:lang w:val="es-CO"/>
               </w:rPr>
-              <w:t xml:space="preserve"> </w:t>
+              <w:t>picking</w:t>
             </w:r>
             <w:r>
               <w:rPr>
@@ -6108,7 +6109,7 @@
                 <w:color w:val="000000"/>
                 <w:szCs w:val="28"/>
               </w:rPr>
-              <w:t>discreto: 60</w:t>
+              <w:t xml:space="preserve"> por lote: 100</w:t>
             </w:r>
             <w:r>
               <w:rPr>
@@ -6140,17 +6141,8 @@
                 <w:color w:val="000000"/>
                 <w:szCs w:val="28"/>
               </w:rPr>
-              <w:t>80 LPH,</w:t>
-            </w:r>
-            <w:r>
-              <w:rPr>
-                <w:rFonts w:eastAsia="Times New Roman"/>
-                <w:color w:val="000000"/>
-                <w:szCs w:val="28"/>
-              </w:rPr>
-              <w:t xml:space="preserve"> </w:t>
-            </w:r>
-            <w:proofErr w:type="spellStart"/>
+              <w:t xml:space="preserve">120 LPH, </w:t>
+            </w:r>
             <w:r>
               <w:rPr>
                 <w:rStyle w:val="Extranjerismo"/>
@@ -6158,56 +6150,6 @@
               </w:rPr>
               <w:t>picking</w:t>
             </w:r>
-            <w:proofErr w:type="spellEnd"/>
-            <w:r>
-              <w:rPr>
-                <w:rFonts w:eastAsia="Times New Roman"/>
-                <w:color w:val="000000"/>
-                <w:szCs w:val="28"/>
-              </w:rPr>
-              <w:t xml:space="preserve"> por lote: 100</w:t>
-            </w:r>
-            <w:r>
-              <w:rPr>
-                <w:rFonts w:eastAsia="Times New Roman"/>
-                <w:color w:val="000000"/>
-                <w:szCs w:val="28"/>
-              </w:rPr>
-              <w:t xml:space="preserve"> </w:t>
-            </w:r>
-            <w:r>
-              <w:rPr>
-                <w:rFonts w:eastAsia="Times New Roman"/>
-                <w:color w:val="000000"/>
-                <w:szCs w:val="28"/>
-              </w:rPr>
-              <w:t>-</w:t>
-            </w:r>
-            <w:r>
-              <w:rPr>
-                <w:rFonts w:eastAsia="Times New Roman"/>
-                <w:color w:val="000000"/>
-                <w:szCs w:val="28"/>
-              </w:rPr>
-              <w:t xml:space="preserve"> </w:t>
-            </w:r>
-            <w:r>
-              <w:rPr>
-                <w:rFonts w:eastAsia="Times New Roman"/>
-                <w:color w:val="000000"/>
-                <w:szCs w:val="28"/>
-              </w:rPr>
-              <w:t xml:space="preserve">120 LPH, </w:t>
-            </w:r>
-            <w:proofErr w:type="spellStart"/>
-            <w:r>
-              <w:rPr>
-                <w:rStyle w:val="Extranjerismo"/>
-                <w:lang w:val="es-CO"/>
-              </w:rPr>
-              <w:t>picking</w:t>
-            </w:r>
-            <w:proofErr w:type="spellEnd"/>
             <w:r>
               <w:rPr>
                 <w:rFonts w:eastAsia="Times New Roman"/>
@@ -7266,21 +7208,12 @@
               </w:rPr>
               <w:t xml:space="preserve">Permite medir la eficiencia del personal y procesos en actividades como </w:t>
             </w:r>
-            <w:proofErr w:type="spellStart"/>
             <w:r>
               <w:rPr>
                 <w:rStyle w:val="Extranjerismo"/>
                 <w:lang w:val="es-CO"/>
               </w:rPr>
-              <w:t>picking</w:t>
-            </w:r>
-            <w:proofErr w:type="spellEnd"/>
-            <w:r>
-              <w:rPr>
-                <w:rStyle w:val="Extranjerismo"/>
-                <w:lang w:val="es-CO"/>
-              </w:rPr>
-              <w:t>,</w:t>
+              <w:t>picking,</w:t>
             </w:r>
             <w:r>
               <w:rPr>
@@ -7534,25 +7467,7 @@
                 <w:color w:val="000000"/>
                 <w:szCs w:val="28"/>
               </w:rPr>
-              <w:t xml:space="preserve">Fórmula: </w:t>
-            </w:r>
-            <w:proofErr w:type="spellStart"/>
-            <w:r>
-              <w:rPr>
-                <w:rFonts w:eastAsia="Times New Roman"/>
-                <w:color w:val="000000"/>
-                <w:szCs w:val="28"/>
-              </w:rPr>
-              <w:t>N°</w:t>
-            </w:r>
-            <w:proofErr w:type="spellEnd"/>
-            <w:r>
-              <w:rPr>
-                <w:rFonts w:eastAsia="Times New Roman"/>
-                <w:color w:val="000000"/>
-                <w:szCs w:val="28"/>
-              </w:rPr>
-              <w:t xml:space="preserve"> incidentes × 200,000 / h trabajadas.</w:t>
+              <w:t>Fórmula: N° incidentes × 200,000 / h trabajadas.</w:t>
             </w:r>
           </w:p>
           <w:p>
@@ -7676,25 +7591,7 @@
                 <w:color w:val="000000"/>
                 <w:szCs w:val="28"/>
               </w:rPr>
-              <w:t xml:space="preserve">Fórmula: </w:t>
-            </w:r>
-            <w:proofErr w:type="spellStart"/>
-            <w:r>
-              <w:rPr>
-                <w:rFonts w:eastAsia="Times New Roman"/>
-                <w:color w:val="000000"/>
-                <w:szCs w:val="28"/>
-              </w:rPr>
-              <w:t>N°</w:t>
-            </w:r>
-            <w:proofErr w:type="spellEnd"/>
-            <w:r>
-              <w:rPr>
-                <w:rFonts w:eastAsia="Times New Roman"/>
-                <w:color w:val="000000"/>
-                <w:szCs w:val="28"/>
-              </w:rPr>
-              <w:t xml:space="preserve"> cuasi incidentes x 1.000.000 / h trabajadas x 100.</w:t>
+              <w:t>Fórmula: N° cuasi incidentes x 1.000.000 / h trabajadas x 100.</w:t>
             </w:r>
           </w:p>
           <w:p>
@@ -8903,7 +8800,6 @@
         </w:rPr>
         <w:t xml:space="preserve"> fallas en procesos logísticos básicos. Ejemplo: </w:t>
       </w:r>
-      <w:proofErr w:type="spellStart"/>
       <w:r>
         <w:rPr>
           <w:rStyle w:val="Extranjerismo"/>
@@ -8911,7 +8807,6 @@
         </w:rPr>
         <w:t>picking</w:t>
       </w:r>
-      <w:proofErr w:type="spellEnd"/>
       <w:r>
         <w:rPr>
           <w:lang w:eastAsia="es-CO"/>
@@ -9173,7 +9068,6 @@
         </w:rPr>
         <w:t xml:space="preserve">allos en sistemas o equipos. Ejemplos: fallas en automatización (robots de </w:t>
       </w:r>
-      <w:proofErr w:type="spellStart"/>
       <w:r>
         <w:rPr>
           <w:rStyle w:val="Extranjerismo"/>
@@ -9181,7 +9075,6 @@
         </w:rPr>
         <w:t>picking</w:t>
       </w:r>
-      <w:proofErr w:type="spellEnd"/>
       <w:r>
         <w:rPr>
           <w:lang w:eastAsia="es-CO"/>
@@ -9228,7 +9121,6 @@
         </w:rPr>
         <w:t xml:space="preserve">roblemas en flujos de trabajo. Ejemplos: cuellos de botella (zonas de </w:t>
       </w:r>
-      <w:proofErr w:type="spellStart"/>
       <w:r>
         <w:rPr>
           <w:rStyle w:val="Extranjerismo"/>
@@ -9236,7 +9128,6 @@
         </w:rPr>
         <w:t>picking</w:t>
       </w:r>
-      <w:proofErr w:type="spellEnd"/>
       <w:r>
         <w:rPr>
           <w:lang w:eastAsia="es-CO"/>
@@ -9379,7 +9270,6 @@
         </w:rPr>
         <w:t xml:space="preserve">fectan </w:t>
       </w:r>
-      <w:proofErr w:type="spellStart"/>
       <w:r>
         <w:rPr>
           <w:rStyle w:val="Extranjerismo"/>
@@ -9387,28 +9277,18 @@
         </w:rPr>
         <w:t>KPIs</w:t>
       </w:r>
-      <w:proofErr w:type="spellEnd"/>
       <w:r>
         <w:rPr>
           <w:lang w:eastAsia="es-CO"/>
         </w:rPr>
         <w:t xml:space="preserve"> pero no detienen operaciones. Ejemplo: 5 % de errores en </w:t>
       </w:r>
-      <w:proofErr w:type="spellStart"/>
       <w:r>
         <w:rPr>
           <w:rStyle w:val="Extranjerismo"/>
           <w:lang w:val="es-CO" w:eastAsia="es-CO"/>
         </w:rPr>
-        <w:t>picking</w:t>
-      </w:r>
-      <w:proofErr w:type="spellEnd"/>
-      <w:r>
-        <w:rPr>
-          <w:rStyle w:val="Extranjerismo"/>
-          <w:lang w:val="es-CO" w:eastAsia="es-CO"/>
-        </w:rPr>
-        <w:t xml:space="preserve"> </w:t>
+        <w:t xml:space="preserve">picking </w:t>
       </w:r>
       <w:r>
         <w:rPr>
@@ -12210,19 +12090,8 @@
                 <w:bCs/>
                 <w:lang w:val="es-CO"/>
               </w:rPr>
-              <w:t xml:space="preserve"> </w:t>
-            </w:r>
-            <w:proofErr w:type="spellStart"/>
-            <w:r>
-              <w:rPr>
-                <w:rStyle w:val="Extranjerismo"/>
-                <w:b/>
-                <w:bCs/>
-                <w:lang w:val="es-CO"/>
-              </w:rPr>
-              <w:t>Kaizen</w:t>
-            </w:r>
-            <w:proofErr w:type="spellEnd"/>
+              <w:t xml:space="preserve"> Kaizen</w:t>
+            </w:r>
             <w:r>
               <w:rPr>
                 <w:rFonts w:eastAsia="Times New Roman"/>
@@ -12314,7 +12183,6 @@
               </w:rPr>
               <w:t xml:space="preserve">) y </w:t>
             </w:r>
-            <w:proofErr w:type="spellStart"/>
             <w:r>
               <w:rPr>
                 <w:rStyle w:val="Extranjerismo"/>
@@ -12322,7 +12190,6 @@
               </w:rPr>
               <w:t>Dashboards</w:t>
             </w:r>
-            <w:proofErr w:type="spellEnd"/>
             <w:r>
               <w:rPr>
                 <w:rFonts w:eastAsia="Times New Roman"/>
@@ -12888,18 +12755,18 @@
     <w:p>
       <w:pPr>
         <w:rPr>
+          <w:lang w:eastAsia="es-CO"/>
+        </w:rPr>
+      </w:pPr>
+      <w:r>
+        <w:rPr>
           <w:noProof/>
         </w:rPr>
-      </w:pPr>
-      <w:r>
-        <w:rPr>
-          <w:noProof/>
-        </w:rPr>
         <w:drawing>
-          <wp:inline distT="0" distB="0" distL="0" distR="0" wp14:anchorId="3BAC8F01" wp14:editId="415BD870">
-            <wp:extent cx="5620119" cy="3909060"/>
-            <wp:effectExtent l="0" t="0" r="6350" b="2540"/>
-            <wp:docPr id="527447217" name="Gráfico 5" descr="En la síntesis del componente formativo “Evaluación de las operaciones logísticas de almacén” se ofrece una visión general de la evaluación de las operaciones en almacén, los indicadores de desempeño, el análisis de los resultados y su informe correspondiente; y la implementación de mejora continua."/>
+          <wp:inline distT="0" distB="0" distL="0" distR="0" wp14:anchorId="140CD002" wp14:editId="27F8AD51">
+            <wp:extent cx="5199321" cy="3585613"/>
+            <wp:effectExtent l="0" t="0" r="0" b="0"/>
+            <wp:docPr id="1563039849" name="Imagen 4" descr="En la síntesis del componente formativo “Evaluación de las operaciones logísticas de almacén” se ofrece una visión general de la evaluación de las operaciones en almacén, los indicadores de desempeño, el análisis de los resultados y su informe correspondiente; y la implementación de mejora continua."/>
             <wp:cNvGraphicFramePr>
               <a:graphicFrameLocks xmlns:a="http://schemas.openxmlformats.org/drawingml/2006/main" noChangeAspect="1"/>
             </wp:cNvGraphicFramePr>
@@ -12907,29 +12774,36 @@
               <a:graphicData uri="http://schemas.openxmlformats.org/drawingml/2006/picture">
                 <pic:pic xmlns:pic="http://schemas.openxmlformats.org/drawingml/2006/picture">
                   <pic:nvPicPr>
-                    <pic:cNvPr id="527447217" name="Gráfico 5" descr="En la síntesis del componente formativo “Evaluación de las operaciones logísticas de almacén” se ofrece una visión general de la evaluación de las operaciones en almacén, los indicadores de desempeño, el análisis de los resultados y su informe correspondiente; y la implementación de mejora continua."/>
-                    <pic:cNvPicPr/>
+                    <pic:cNvPr id="1563039849" name="Imagen 4" descr="En la síntesis del componente formativo “Evaluación de las operaciones logísticas de almacén” se ofrece una visión general de la evaluación de las operaciones en almacén, los indicadores de desempeño, el análisis de los resultados y su informe correspondiente; y la implementación de mejora continua."/>
+                    <pic:cNvPicPr>
+                      <a:picLocks noChangeAspect="1" noChangeArrowheads="1"/>
+                    </pic:cNvPicPr>
                   </pic:nvPicPr>
                   <pic:blipFill>
                     <a:blip r:embed="rId15">
                       <a:extLst>
-                        <a:ext uri="{96DAC541-7B7A-43D3-8B79-37D633B846F1}">
-                          <asvg:svgBlip xmlns:asvg="http://schemas.microsoft.com/office/drawing/2016/SVG/main" r:embed="rId16"/>
+                        <a:ext uri="{28A0092B-C50C-407E-A947-70E740481C1C}">
+                          <a14:useLocalDpi xmlns:a14="http://schemas.microsoft.com/office/drawing/2010/main" val="0"/>
                         </a:ext>
                       </a:extLst>
                     </a:blip>
+                    <a:srcRect/>
                     <a:stretch>
                       <a:fillRect/>
                     </a:stretch>
                   </pic:blipFill>
-                  <pic:spPr>
+                  <pic:spPr bwMode="auto">
                     <a:xfrm>
                       <a:off x="0" y="0"/>
-                      <a:ext cx="5639327" cy="3922420"/>
+                      <a:ext cx="5223299" cy="3602149"/>
                     </a:xfrm>
                     <a:prstGeom prst="rect">
                       <a:avLst/>
                     </a:prstGeom>
+                    <a:noFill/>
+                    <a:ln>
+                      <a:noFill/>
+                    </a:ln>
                   </pic:spPr>
                 </pic:pic>
               </a:graphicData>
@@ -13124,7 +12998,6 @@
           <w:lang w:val="es-ES" w:eastAsia="es-CO"/>
         </w:rPr>
       </w:pPr>
-      <w:proofErr w:type="spellStart"/>
       <w:r>
         <w:rPr>
           <w:rStyle w:val="Extranjerismo"/>
@@ -13132,9 +13005,63 @@
           <w:bCs/>
           <w:lang w:val="es-ES" w:eastAsia="es-CO"/>
         </w:rPr>
-        <w:t>IoT</w:t>
-      </w:r>
-      <w:proofErr w:type="spellEnd"/>
+        <w:t>IoT:</w:t>
+      </w:r>
+      <w:r>
+        <w:rPr>
+          <w:lang w:val="es-ES" w:eastAsia="es-CO"/>
+        </w:rPr>
+        <w:t xml:space="preserve"> uso de dispositivos conectados para monitoreo automatizado en almacenes.</w:t>
+      </w:r>
+    </w:p>
+    <w:p>
+      <w:pPr>
+        <w:rPr>
+          <w:lang w:val="es-ES" w:eastAsia="es-CO"/>
+        </w:rPr>
+      </w:pPr>
+      <w:r>
+        <w:rPr>
+          <w:b/>
+          <w:bCs/>
+          <w:lang w:val="es-ES" w:eastAsia="es-CO"/>
+        </w:rPr>
+        <w:t>Justo a tiempo (JIT):</w:t>
+      </w:r>
+      <w:r>
+        <w:rPr>
+          <w:lang w:val="es-ES" w:eastAsia="es-CO"/>
+        </w:rPr>
+        <w:t xml:space="preserve"> estrategia que recibe productos solo cuando son necesarios, reduciendo inventarios.</w:t>
+      </w:r>
+    </w:p>
+    <w:p>
+      <w:pPr>
+        <w:rPr>
+          <w:lang w:val="es-ES" w:eastAsia="es-CO"/>
+        </w:rPr>
+      </w:pPr>
+      <w:r>
+        <w:rPr>
+          <w:b/>
+          <w:bCs/>
+          <w:lang w:val="es-ES" w:eastAsia="es-CO"/>
+        </w:rPr>
+        <w:t>Kanban:</w:t>
+      </w:r>
+      <w:r>
+        <w:rPr>
+          <w:lang w:val="es-ES" w:eastAsia="es-CO"/>
+        </w:rPr>
+        <w:t xml:space="preserve"> sistema visual de gestión de tareas mediante tarjetas o tableros.</w:t>
+      </w:r>
+    </w:p>
+    <w:p>
+      <w:pPr>
+        <w:rPr>
+          <w:lang w:val="es-ES" w:eastAsia="es-CO"/>
+        </w:rPr>
+      </w:pPr>
       <w:r>
         <w:rPr>
           <w:rStyle w:val="Extranjerismo"/>
@@ -13142,82 +13069,7 @@
           <w:bCs/>
           <w:lang w:val="es-ES" w:eastAsia="es-CO"/>
         </w:rPr>
-        <w:t>:</w:t>
-      </w:r>
-      <w:r>
-        <w:rPr>
-          <w:lang w:val="es-ES" w:eastAsia="es-CO"/>
-        </w:rPr>
-        <w:t xml:space="preserve"> uso de dispositivos conectados para monitoreo automatizado en almacenes.</w:t>
-      </w:r>
-    </w:p>
-    <w:p>
-      <w:pPr>
-        <w:rPr>
-          <w:lang w:val="es-ES" w:eastAsia="es-CO"/>
-        </w:rPr>
-      </w:pPr>
-      <w:r>
-        <w:rPr>
-          <w:b/>
-          <w:bCs/>
-          <w:lang w:val="es-ES" w:eastAsia="es-CO"/>
-        </w:rPr>
-        <w:t>Justo a tiempo (JIT):</w:t>
-      </w:r>
-      <w:r>
-        <w:rPr>
-          <w:lang w:val="es-ES" w:eastAsia="es-CO"/>
-        </w:rPr>
-        <w:t xml:space="preserve"> estrategia que recibe productos solo cuando son necesarios, reduciendo inventarios.</w:t>
-      </w:r>
-    </w:p>
-    <w:p>
-      <w:pPr>
-        <w:rPr>
-          <w:lang w:val="es-ES" w:eastAsia="es-CO"/>
-        </w:rPr>
-      </w:pPr>
-      <w:r>
-        <w:rPr>
-          <w:b/>
-          <w:bCs/>
-          <w:lang w:val="es-ES" w:eastAsia="es-CO"/>
-        </w:rPr>
-        <w:t>Kanban:</w:t>
-      </w:r>
-      <w:r>
-        <w:rPr>
-          <w:lang w:val="es-ES" w:eastAsia="es-CO"/>
-        </w:rPr>
-        <w:t xml:space="preserve"> sistema visual de gestión de tareas mediante tarjetas o tableros.</w:t>
-      </w:r>
-    </w:p>
-    <w:p>
-      <w:pPr>
-        <w:rPr>
-          <w:lang w:val="es-ES" w:eastAsia="es-CO"/>
-        </w:rPr>
-      </w:pPr>
-      <w:proofErr w:type="spellStart"/>
-      <w:r>
-        <w:rPr>
-          <w:rStyle w:val="Extranjerismo"/>
-          <w:b/>
-          <w:bCs/>
-          <w:lang w:val="es-ES" w:eastAsia="es-CO"/>
-        </w:rPr>
-        <w:t>Layout</w:t>
-      </w:r>
-      <w:proofErr w:type="spellEnd"/>
-      <w:r>
-        <w:rPr>
-          <w:rStyle w:val="Extranjerismo"/>
-          <w:b/>
-          <w:bCs/>
-          <w:lang w:val="es-ES" w:eastAsia="es-CO"/>
-        </w:rPr>
-        <w:t>:</w:t>
+        <w:t>Layout:</w:t>
       </w:r>
       <w:r>
         <w:rPr>
@@ -13262,9 +13114,21 @@
           <w:bCs/>
           <w:lang w:val="es-ES" w:eastAsia="es-CO"/>
         </w:rPr>
-        <w:t xml:space="preserve">Machine </w:t>
-      </w:r>
-      <w:proofErr w:type="spellStart"/>
+        <w:t>Machine learning:</w:t>
+      </w:r>
+      <w:r>
+        <w:rPr>
+          <w:lang w:val="es-ES" w:eastAsia="es-CO"/>
+        </w:rPr>
+        <w:t xml:space="preserve"> tecnología predictiva aplicada a logística.</w:t>
+      </w:r>
+    </w:p>
+    <w:p>
+      <w:pPr>
+        <w:rPr>
+          <w:lang w:val="es-ES" w:eastAsia="es-CO"/>
+        </w:rPr>
+      </w:pPr>
       <w:r>
         <w:rPr>
           <w:rStyle w:val="Extranjerismo"/>
@@ -13272,79 +13136,7 @@
           <w:bCs/>
           <w:lang w:val="es-ES" w:eastAsia="es-CO"/>
         </w:rPr>
-        <w:t>learning</w:t>
-      </w:r>
-      <w:proofErr w:type="spellEnd"/>
-      <w:r>
-        <w:rPr>
-          <w:rStyle w:val="Extranjerismo"/>
-          <w:b/>
-          <w:bCs/>
-          <w:lang w:val="es-ES" w:eastAsia="es-CO"/>
-        </w:rPr>
-        <w:t>:</w:t>
-      </w:r>
-      <w:r>
-        <w:rPr>
-          <w:lang w:val="es-ES" w:eastAsia="es-CO"/>
-        </w:rPr>
-        <w:t xml:space="preserve"> tecnología predictiva aplicada a logística.</w:t>
-      </w:r>
-    </w:p>
-    <w:p>
-      <w:pPr>
-        <w:rPr>
-          <w:lang w:val="es-ES" w:eastAsia="es-CO"/>
-        </w:rPr>
-      </w:pPr>
-      <w:r>
-        <w:rPr>
-          <w:rStyle w:val="Extranjerismo"/>
-          <w:b/>
-          <w:bCs/>
-          <w:lang w:val="es-ES" w:eastAsia="es-CO"/>
-        </w:rPr>
-        <w:t xml:space="preserve">SKU (Stock </w:t>
-      </w:r>
-      <w:proofErr w:type="spellStart"/>
-      <w:r>
-        <w:rPr>
-          <w:rStyle w:val="Extranjerismo"/>
-          <w:b/>
-          <w:bCs/>
-          <w:lang w:val="es-ES" w:eastAsia="es-CO"/>
-        </w:rPr>
-        <w:t>Keeping</w:t>
-      </w:r>
-      <w:proofErr w:type="spellEnd"/>
-      <w:r>
-        <w:rPr>
-          <w:rStyle w:val="Extranjerismo"/>
-          <w:b/>
-          <w:bCs/>
-          <w:lang w:val="es-ES" w:eastAsia="es-CO"/>
-        </w:rPr>
-        <w:t xml:space="preserve"> </w:t>
-      </w:r>
-      <w:proofErr w:type="spellStart"/>
-      <w:r>
-        <w:rPr>
-          <w:rStyle w:val="Extranjerismo"/>
-          <w:b/>
-          <w:bCs/>
-          <w:lang w:val="es-ES" w:eastAsia="es-CO"/>
-        </w:rPr>
-        <w:t>Unit</w:t>
-      </w:r>
-      <w:proofErr w:type="spellEnd"/>
-      <w:r>
-        <w:rPr>
-          <w:rStyle w:val="Extranjerismo"/>
-          <w:b/>
-          <w:bCs/>
-          <w:lang w:val="es-ES" w:eastAsia="es-CO"/>
-        </w:rPr>
-        <w:t>):</w:t>
+        <w:t>SKU (Stock Keeping Unit):</w:t>
       </w:r>
       <w:r>
         <w:rPr>
@@ -13626,7 +13418,7 @@
                 <w:szCs w:val="28"/>
               </w:rPr>
             </w:pPr>
-            <w:hyperlink r:id="rId17" w:history="1">
+            <w:hyperlink r:id="rId16" w:history="1">
               <w:r>
                 <w:rPr>
                   <w:rStyle w:val="Hipervnculo"/>
@@ -13634,7 +13426,7 @@
                   <w:sz w:val="28"/>
                   <w:szCs w:val="28"/>
                 </w:rPr>
-                <w:t>https://www.youtube.com/watch?v=hx-NfkPcd3c&amp;t=40s</w:t>
+                <w:t>https://www.youtube.com/watch?v=hx-NfkPcd3c&amp;t</w:t>
               </w:r>
             </w:hyperlink>
           </w:p>
@@ -13757,7 +13549,7 @@
                 <w:szCs w:val="28"/>
               </w:rPr>
             </w:pPr>
-            <w:hyperlink r:id="rId18" w:history="1">
+            <w:hyperlink r:id="rId17" w:history="1">
               <w:r>
                 <w:rPr>
                   <w:rStyle w:val="Hipervnculo"/>
@@ -13881,7 +13673,7 @@
                 <w:lang w:val="es-419" w:eastAsia="es-CO"/>
               </w:rPr>
             </w:pPr>
-            <w:hyperlink r:id="rId19" w:history="1">
+            <w:hyperlink r:id="rId18" w:history="1">
               <w:r>
                 <w:rPr>
                   <w:rStyle w:val="Hipervnculo"/>
@@ -13926,25 +13718,15 @@
           <w:szCs w:val="28"/>
         </w:rPr>
       </w:pPr>
-      <w:proofErr w:type="spellStart"/>
       <w:r>
         <w:rPr>
           <w:rStyle w:val="Extranjerismo"/>
-          <w:rFonts w:asciiTheme="minorHAnsi" w:hAnsiTheme="minorHAnsi" w:cstheme="minorHAnsi"/>
+          <w:rFonts w:ascii="Calibri" w:hAnsi="Calibri" w:cs="Calibri"/>
           <w:sz w:val="28"/>
           <w:szCs w:val="28"/>
-        </w:rPr>
-        <w:t>Algevasa</w:t>
-      </w:r>
-      <w:proofErr w:type="spellEnd"/>
-      <w:r>
-        <w:rPr>
-          <w:rStyle w:val="Extranjerismo"/>
-          <w:rFonts w:asciiTheme="minorHAnsi" w:hAnsiTheme="minorHAnsi" w:cstheme="minorHAnsi"/>
-          <w:sz w:val="28"/>
-          <w:szCs w:val="28"/>
-        </w:rPr>
-        <w:t xml:space="preserve"> Logistics</w:t>
+          <w:lang w:val="es-CO"/>
+        </w:rPr>
+        <w:t>Algevasa Logistics</w:t>
       </w:r>
       <w:r>
         <w:rPr>
@@ -13994,7 +13776,7 @@
         </w:rPr>
         <w:t xml:space="preserve"> </w:t>
       </w:r>
-      <w:hyperlink r:id="rId20">
+      <w:hyperlink r:id="rId19">
         <w:r>
           <w:rPr>
             <w:rStyle w:val="Hipervnculo"/>
@@ -14025,7 +13807,7 @@
           <w:sz w:val="28"/>
           <w:szCs w:val="28"/>
         </w:rPr>
-        <w:t>Aula Centro de Formación.</w:t>
+        <w:t>Mecalux.</w:t>
       </w:r>
       <w:r>
         <w:rPr>
@@ -14044,7 +13826,7 @@
           <w:sz w:val="28"/>
           <w:szCs w:val="28"/>
         </w:rPr>
-        <w:t>Gestión de almacén y logística</w:t>
+        <w:t>9 indicadores de bodega para medir la gestión logística</w:t>
       </w:r>
       <w:r>
         <w:rPr>
@@ -14064,77 +13846,7 @@
         </w:rPr>
         <w:t xml:space="preserve"> </w:t>
       </w:r>
-      <w:hyperlink r:id="rId21">
-        <w:r>
-          <w:rPr>
-            <w:rStyle w:val="Hipervnculo"/>
-            <w:rFonts w:asciiTheme="minorHAnsi" w:hAnsiTheme="minorHAnsi" w:cstheme="minorHAnsi"/>
-            <w:sz w:val="28"/>
-            <w:szCs w:val="28"/>
-          </w:rPr>
-          <w:t>https://dl.dropboxusercontent.com/scl/fi/ucro9rrtkrv682y7s1qt6/Curso-Gesti-n-de-Almanc-n-y-Log-stica-Aula-Centro-Formaci-n.pdf?rlkey=azxypu2r27s5m21odlj9ymwys&amp;dl=0</w:t>
-        </w:r>
-      </w:hyperlink>
-    </w:p>
-    <w:p>
-      <w:pPr>
-        <w:pStyle w:val="NormalWeb"/>
-        <w:spacing w:line="276" w:lineRule="auto"/>
-        <w:rPr>
-          <w:rFonts w:asciiTheme="minorHAnsi" w:hAnsiTheme="minorHAnsi" w:cstheme="minorHAnsi"/>
-          <w:sz w:val="28"/>
-          <w:szCs w:val="28"/>
-        </w:rPr>
-      </w:pPr>
-      <w:r>
-        <w:rPr>
-          <w:rStyle w:val="Textoennegrita"/>
-          <w:rFonts w:asciiTheme="minorHAnsi" w:hAnsiTheme="minorHAnsi" w:cstheme="minorHAnsi"/>
-          <w:b w:val="0"/>
-          <w:bCs w:val="0"/>
-          <w:sz w:val="28"/>
-          <w:szCs w:val="28"/>
-        </w:rPr>
-        <w:t>Mecalux.</w:t>
-      </w:r>
-      <w:r>
-        <w:rPr>
-          <w:rFonts w:asciiTheme="minorHAnsi" w:hAnsiTheme="minorHAnsi" w:cstheme="minorHAnsi"/>
-          <w:sz w:val="28"/>
-          <w:szCs w:val="28"/>
-        </w:rPr>
-        <w:t xml:space="preserve"> (2022). </w:t>
-      </w:r>
-      <w:r>
-        <w:rPr>
-          <w:rStyle w:val="nfasis"/>
-          <w:rFonts w:asciiTheme="minorHAnsi" w:hAnsiTheme="minorHAnsi" w:cstheme="minorHAnsi"/>
-          <w:i w:val="0"/>
-          <w:iCs w:val="0"/>
-          <w:sz w:val="28"/>
-          <w:szCs w:val="28"/>
-        </w:rPr>
-        <w:t>9 indicadores de bodega para medir la gestión logística</w:t>
-      </w:r>
-      <w:r>
-        <w:rPr>
-          <w:rFonts w:asciiTheme="minorHAnsi" w:hAnsiTheme="minorHAnsi" w:cstheme="minorHAnsi"/>
-          <w:i/>
-          <w:iCs/>
-          <w:sz w:val="28"/>
-          <w:szCs w:val="28"/>
-        </w:rPr>
-        <w:t>.</w:t>
-      </w:r>
-      <w:r>
-        <w:rPr>
-          <w:rFonts w:asciiTheme="minorHAnsi" w:hAnsiTheme="minorHAnsi" w:cstheme="minorHAnsi"/>
-          <w:sz w:val="28"/>
-          <w:szCs w:val="28"/>
-        </w:rPr>
-        <w:t xml:space="preserve"> </w:t>
-      </w:r>
-      <w:hyperlink r:id="rId22" w:tgtFrame="_new" w:history="1">
+      <w:hyperlink r:id="rId20" w:tgtFrame="_new" w:history="1">
         <w:r>
           <w:rPr>
             <w:rStyle w:val="Hipervnculo"/>
@@ -14150,11 +13862,6 @@
       <w:pPr>
         <w:pStyle w:val="NormalWeb"/>
         <w:spacing w:line="276" w:lineRule="auto"/>
-        <w:rPr>
-          <w:rFonts w:asciiTheme="minorHAnsi" w:hAnsiTheme="minorHAnsi" w:cstheme="minorHAnsi"/>
-          <w:sz w:val="28"/>
-          <w:szCs w:val="28"/>
-        </w:rPr>
       </w:pPr>
       <w:r>
         <w:rPr>
@@ -14204,7 +13911,7 @@
         </w:rPr>
         <w:t xml:space="preserve"> </w:t>
       </w:r>
-      <w:hyperlink r:id="rId23">
+      <w:hyperlink r:id="rId21">
         <w:r>
           <w:rPr>
             <w:rStyle w:val="Hipervnculo"/>
@@ -14226,7 +13933,36 @@
           <w:szCs w:val="28"/>
         </w:rPr>
       </w:pPr>
-      <w:proofErr w:type="spellStart"/>
+      <w:r>
+        <w:rPr>
+          <w:rFonts w:asciiTheme="minorHAnsi" w:hAnsiTheme="minorHAnsi" w:cstheme="minorHAnsi"/>
+          <w:sz w:val="28"/>
+          <w:szCs w:val="28"/>
+        </w:rPr>
+        <w:t xml:space="preserve">Mora García, L. A. (2008). Indicadores de la gestión logística (2.ª ed.). Ecoe Ediciones. Recuperado de </w:t>
+      </w:r>
+      <w:hyperlink r:id="rId22" w:history="1">
+        <w:r>
+          <w:rPr>
+            <w:rStyle w:val="Hipervnculo"/>
+            <w:rFonts w:asciiTheme="minorHAnsi" w:hAnsiTheme="minorHAnsi" w:cstheme="minorHAnsi"/>
+            <w:sz w:val="28"/>
+            <w:szCs w:val="28"/>
+          </w:rPr>
+          <w:t>https://www.ecoeediciones.com/wp-content/uploads/2015/09/Indicadores-de-la-gestion-logistica.pdf</w:t>
+        </w:r>
+      </w:hyperlink>
+    </w:p>
+    <w:p>
+      <w:pPr>
+        <w:pStyle w:val="NormalWeb"/>
+        <w:spacing w:line="276" w:lineRule="auto"/>
+        <w:rPr>
+          <w:rFonts w:asciiTheme="minorHAnsi" w:hAnsiTheme="minorHAnsi" w:cstheme="minorHAnsi"/>
+          <w:sz w:val="28"/>
+          <w:szCs w:val="28"/>
+        </w:rPr>
+      </w:pPr>
       <w:r>
         <w:rPr>
           <w:rStyle w:val="Textoennegrita"/>
@@ -14236,19 +13972,7 @@
           <w:sz w:val="28"/>
           <w:szCs w:val="28"/>
         </w:rPr>
-        <w:t>Polypal</w:t>
-      </w:r>
-      <w:proofErr w:type="spellEnd"/>
-      <w:r>
-        <w:rPr>
-          <w:rStyle w:val="Textoennegrita"/>
-          <w:rFonts w:asciiTheme="minorHAnsi" w:hAnsiTheme="minorHAnsi" w:cstheme="minorHAnsi"/>
-          <w:b w:val="0"/>
-          <w:bCs w:val="0"/>
-          <w:sz w:val="28"/>
-          <w:szCs w:val="28"/>
-        </w:rPr>
-        <w:t>.</w:t>
+        <w:t>Polypal.</w:t>
       </w:r>
       <w:r>
         <w:rPr>
@@ -14279,7 +14003,7 @@
         </w:rPr>
         <w:t xml:space="preserve">. </w:t>
       </w:r>
-      <w:hyperlink r:id="rId24">
+      <w:hyperlink r:id="rId23">
         <w:r>
           <w:rPr>
             <w:rStyle w:val="Hipervnculo"/>
@@ -14288,94 +14012,6 @@
             <w:szCs w:val="28"/>
           </w:rPr>
           <w:t>https://www.polypal.com/blog/controla-estos-indicadores-y-mejora-la-gestion-logistica-de-tu-almacen/</w:t>
-        </w:r>
-      </w:hyperlink>
-    </w:p>
-    <w:p>
-      <w:pPr>
-        <w:pStyle w:val="NormalWeb"/>
-        <w:spacing w:line="276" w:lineRule="auto"/>
-        <w:rPr>
-          <w:rFonts w:asciiTheme="minorHAnsi" w:hAnsiTheme="minorHAnsi" w:cstheme="minorHAnsi"/>
-          <w:sz w:val="28"/>
-          <w:szCs w:val="28"/>
-        </w:rPr>
-      </w:pPr>
-      <w:r>
-        <w:rPr>
-          <w:rStyle w:val="Textoennegrita"/>
-          <w:rFonts w:asciiTheme="minorHAnsi" w:hAnsiTheme="minorHAnsi" w:cstheme="minorHAnsi"/>
-          <w:b w:val="0"/>
-          <w:bCs w:val="0"/>
-          <w:sz w:val="28"/>
-          <w:szCs w:val="28"/>
-        </w:rPr>
-        <w:t>Servicio Nacional de Aprendizaje (SENA).</w:t>
-      </w:r>
-      <w:r>
-        <w:rPr>
-          <w:rFonts w:asciiTheme="minorHAnsi" w:hAnsiTheme="minorHAnsi" w:cstheme="minorHAnsi"/>
-          <w:sz w:val="28"/>
-          <w:szCs w:val="28"/>
-        </w:rPr>
-        <w:t xml:space="preserve"> (2021). </w:t>
-      </w:r>
-      <w:r>
-        <w:rPr>
-          <w:rStyle w:val="nfasis"/>
-          <w:rFonts w:asciiTheme="minorHAnsi" w:hAnsiTheme="minorHAnsi" w:cstheme="minorHAnsi"/>
-          <w:i w:val="0"/>
-          <w:iCs w:val="0"/>
-          <w:sz w:val="28"/>
-          <w:szCs w:val="28"/>
-        </w:rPr>
-        <w:t>Coordinación de procesos logísticos</w:t>
-      </w:r>
-      <w:r>
-        <w:rPr>
-          <w:rFonts w:asciiTheme="minorHAnsi" w:hAnsiTheme="minorHAnsi" w:cstheme="minorHAnsi"/>
-          <w:i/>
-          <w:iCs/>
-          <w:sz w:val="28"/>
-          <w:szCs w:val="28"/>
-        </w:rPr>
-        <w:t xml:space="preserve"> </w:t>
-      </w:r>
-      <w:r>
-        <w:rPr>
-          <w:rFonts w:asciiTheme="minorHAnsi" w:hAnsiTheme="minorHAnsi" w:cstheme="minorHAnsi"/>
-          <w:sz w:val="28"/>
-          <w:szCs w:val="28"/>
-        </w:rPr>
-        <w:t xml:space="preserve">[Curso virtual]. Plataforma </w:t>
-      </w:r>
-      <w:proofErr w:type="spellStart"/>
-      <w:r>
-        <w:rPr>
-          <w:rFonts w:asciiTheme="minorHAnsi" w:hAnsiTheme="minorHAnsi" w:cstheme="minorHAnsi"/>
-          <w:sz w:val="28"/>
-          <w:szCs w:val="28"/>
-        </w:rPr>
-        <w:t>Zajuna</w:t>
-      </w:r>
-      <w:proofErr w:type="spellEnd"/>
-      <w:r>
-        <w:rPr>
-          <w:rFonts w:asciiTheme="minorHAnsi" w:hAnsiTheme="minorHAnsi" w:cstheme="minorHAnsi"/>
-          <w:sz w:val="28"/>
-          <w:szCs w:val="28"/>
-        </w:rPr>
-        <w:t xml:space="preserve">. </w:t>
-      </w:r>
-      <w:hyperlink r:id="rId25" w:tgtFrame="_new" w:history="1">
-        <w:r>
-          <w:rPr>
-            <w:rStyle w:val="Hipervnculo"/>
-            <w:rFonts w:asciiTheme="minorHAnsi" w:hAnsiTheme="minorHAnsi" w:cstheme="minorHAnsi"/>
-            <w:sz w:val="28"/>
-            <w:szCs w:val="28"/>
-          </w:rPr>
-          <w:t>https://zajuna.sena.edu.co/zajuna/course/view.php?id=32450</w:t>
         </w:r>
       </w:hyperlink>
     </w:p>
@@ -15499,8 +15135,8 @@
       </w:pPr>
     </w:p>
     <w:sectPr>
-      <w:headerReference w:type="default" r:id="rId26"/>
-      <w:footerReference w:type="default" r:id="rId27"/>
+      <w:headerReference w:type="default" r:id="rId24"/>
+      <w:footerReference w:type="default" r:id="rId25"/>
       <w:pgSz w:w="12240" w:h="15840"/>
       <w:pgMar w:top="1701" w:right="1134" w:bottom="1134" w:left="1134" w:header="709" w:footer="737" w:gutter="0"/>
       <w:pgNumType w:start="1"/>
@@ -15512,7 +15148,7 @@
 </file>
 
 <file path=word/endnotes.xml><?xml version="1.0" encoding="utf-8"?>
-<w:endnotes xmlns:wpc="http://schemas.microsoft.com/office/word/2010/wordprocessingCanvas" xmlns:cx="http://schemas.microsoft.com/office/drawing/2014/chartex" xmlns:cx1="http://schemas.microsoft.com/office/drawing/2015/9/8/chartex" xmlns:cx2="http://schemas.microsoft.com/office/drawing/2015/10/21/chartex" xmlns:cx3="http://schemas.microsoft.com/office/drawing/2016/5/9/chartex" xmlns:cx4="http://schemas.microsoft.com/office/drawing/2016/5/10/chartex" xmlns:cx5="http://schemas.microsoft.com/office/drawing/2016/5/11/chartex" xmlns:cx6="http://schemas.microsoft.com/office/drawing/2016/5/12/chartex" xmlns:cx7="http://schemas.microsoft.com/office/drawing/2016/5/13/chartex" xmlns:cx8="http://schemas.microsoft.com/office/drawing/2016/5/14/chartex" xmlns:mc="http://schemas.openxmlformats.org/markup-compatibility/2006" xmlns:aink="http://schemas.microsoft.com/office/drawing/2016/ink" xmlns:am3d="http://schemas.microsoft.com/office/drawing/2017/model3d" xmlns:o="urn:schemas-microsoft-com:office:office" xmlns:oel="http://schemas.microsoft.com/office/2019/extlst" xmlns:r="http://schemas.openxmlformats.org/officeDocument/2006/relationships" xmlns:m="http://schemas.openxmlformats.org/officeDocument/2006/math" xmlns:v="urn:schemas-microsoft-com:vml" xmlns:wp14="http://schemas.microsoft.com/office/word/2010/wordprocessingDrawing" xmlns:wp="http://schemas.openxmlformats.org/drawingml/2006/wordprocessingDrawing" xmlns:w10="urn:schemas-microsoft-com:office:word" xmlns:w="http://schemas.openxmlformats.org/wordprocessingml/2006/main" xmlns:w14="http://schemas.microsoft.com/office/word/2010/wordml" xmlns:w15="http://schemas.microsoft.com/office/word/2012/wordml" xmlns:w16cex="http://schemas.microsoft.com/office/word/2018/wordml/cex" xmlns:w16cid="http://schemas.microsoft.com/office/word/2016/wordml/cid" xmlns:w16="http://schemas.microsoft.com/office/word/2018/wordml" xmlns:w16du="http://schemas.microsoft.com/office/word/2023/wordml/word16du" xmlns:w16sdtdh="http://schemas.microsoft.com/office/word/2020/wordml/sdtdatahash" xmlns:w16sdtfl="http://schemas.microsoft.com/office/word/2024/wordml/sdtformatlock" xmlns:w16se="http://schemas.microsoft.com/office/word/2015/wordml/symex" xmlns:wpg="http://schemas.microsoft.com/office/word/2010/wordprocessingGroup" xmlns:wpi="http://schemas.microsoft.com/office/word/2010/wordprocessingInk" xmlns:wne="http://schemas.microsoft.com/office/word/2006/wordml" xmlns:wps="http://schemas.microsoft.com/office/word/2010/wordprocessingShape" mc:Ignorable="w14 w15 w16se w16cid w16 w16cex w16sdtdh w16sdtfl w16du wp14">
+<w:endnotes xmlns:wpc="http://schemas.microsoft.com/office/word/2010/wordprocessingCanvas" xmlns:cx="http://schemas.microsoft.com/office/drawing/2014/chartex" xmlns:cx1="http://schemas.microsoft.com/office/drawing/2015/9/8/chartex" xmlns:cx2="http://schemas.microsoft.com/office/drawing/2015/10/21/chartex" xmlns:cx3="http://schemas.microsoft.com/office/drawing/2016/5/9/chartex" xmlns:cx4="http://schemas.microsoft.com/office/drawing/2016/5/10/chartex" xmlns:cx5="http://schemas.microsoft.com/office/drawing/2016/5/11/chartex" xmlns:cx6="http://schemas.microsoft.com/office/drawing/2016/5/12/chartex" xmlns:cx7="http://schemas.microsoft.com/office/drawing/2016/5/13/chartex" xmlns:cx8="http://schemas.microsoft.com/office/drawing/2016/5/14/chartex" xmlns:mc="http://schemas.openxmlformats.org/markup-compatibility/2006" xmlns:aink="http://schemas.microsoft.com/office/drawing/2016/ink" xmlns:am3d="http://schemas.microsoft.com/office/drawing/2017/model3d" xmlns:o="urn:schemas-microsoft-com:office:office" xmlns:r="http://schemas.openxmlformats.org/officeDocument/2006/relationships" xmlns:m="http://schemas.openxmlformats.org/officeDocument/2006/math" xmlns:v="urn:schemas-microsoft-com:vml" xmlns:wp14="http://schemas.microsoft.com/office/word/2010/wordprocessingDrawing" xmlns:wp="http://schemas.openxmlformats.org/drawingml/2006/wordprocessingDrawing" xmlns:w10="urn:schemas-microsoft-com:office:word" xmlns:w="http://schemas.openxmlformats.org/wordprocessingml/2006/main" xmlns:w14="http://schemas.microsoft.com/office/word/2010/wordml" xmlns:w15="http://schemas.microsoft.com/office/word/2012/wordml" xmlns:w16cex="http://schemas.microsoft.com/office/word/2018/wordml/cex" xmlns:w16cid="http://schemas.microsoft.com/office/word/2016/wordml/cid" xmlns:w16="http://schemas.microsoft.com/office/word/2018/wordml" xmlns:w16sdtdh="http://schemas.microsoft.com/office/word/2020/wordml/sdtdatahash" xmlns:w16se="http://schemas.microsoft.com/office/word/2015/wordml/symex" xmlns:wpg="http://schemas.microsoft.com/office/word/2010/wordprocessingGroup" xmlns:wpi="http://schemas.microsoft.com/office/word/2010/wordprocessingInk" xmlns:wne="http://schemas.microsoft.com/office/word/2006/wordml" xmlns:wps="http://schemas.microsoft.com/office/word/2010/wordprocessingShape" mc:Ignorable="w14 w15 w16se w16cid w16 w16cex w16sdtdh wp14">
   <w:endnote w:type="separator" w:id="-1">
     <w:p>
       <w:pPr>
@@ -15537,7 +15173,7 @@
 </file>
 
 <file path=word/footer1.xml><?xml version="1.0" encoding="utf-8"?>
-<w:ftr xmlns:wpc="http://schemas.microsoft.com/office/word/2010/wordprocessingCanvas" xmlns:cx="http://schemas.microsoft.com/office/drawing/2014/chartex" xmlns:cx1="http://schemas.microsoft.com/office/drawing/2015/9/8/chartex" xmlns:cx2="http://schemas.microsoft.com/office/drawing/2015/10/21/chartex" xmlns:cx3="http://schemas.microsoft.com/office/drawing/2016/5/9/chartex" xmlns:cx4="http://schemas.microsoft.com/office/drawing/2016/5/10/chartex" xmlns:cx5="http://schemas.microsoft.com/office/drawing/2016/5/11/chartex" xmlns:cx6="http://schemas.microsoft.com/office/drawing/2016/5/12/chartex" xmlns:cx7="http://schemas.microsoft.com/office/drawing/2016/5/13/chartex" xmlns:cx8="http://schemas.microsoft.com/office/drawing/2016/5/14/chartex" xmlns:mc="http://schemas.openxmlformats.org/markup-compatibility/2006" xmlns:aink="http://schemas.microsoft.com/office/drawing/2016/ink" xmlns:am3d="http://schemas.microsoft.com/office/drawing/2017/model3d" xmlns:o="urn:schemas-microsoft-com:office:office" xmlns:oel="http://schemas.microsoft.com/office/2019/extlst" xmlns:r="http://schemas.openxmlformats.org/officeDocument/2006/relationships" xmlns:m="http://schemas.openxmlformats.org/officeDocument/2006/math" xmlns:v="urn:schemas-microsoft-com:vml" xmlns:wp14="http://schemas.microsoft.com/office/word/2010/wordprocessingDrawing" xmlns:wp="http://schemas.openxmlformats.org/drawingml/2006/wordprocessingDrawing" xmlns:w10="urn:schemas-microsoft-com:office:word" xmlns:w="http://schemas.openxmlformats.org/wordprocessingml/2006/main" xmlns:w14="http://schemas.microsoft.com/office/word/2010/wordml" xmlns:w15="http://schemas.microsoft.com/office/word/2012/wordml" xmlns:w16cex="http://schemas.microsoft.com/office/word/2018/wordml/cex" xmlns:w16cid="http://schemas.microsoft.com/office/word/2016/wordml/cid" xmlns:w16="http://schemas.microsoft.com/office/word/2018/wordml" xmlns:w16du="http://schemas.microsoft.com/office/word/2023/wordml/word16du" xmlns:w16sdtdh="http://schemas.microsoft.com/office/word/2020/wordml/sdtdatahash" xmlns:w16sdtfl="http://schemas.microsoft.com/office/word/2024/wordml/sdtformatlock" xmlns:w16se="http://schemas.microsoft.com/office/word/2015/wordml/symex" xmlns:wpg="http://schemas.microsoft.com/office/word/2010/wordprocessingGroup" xmlns:wpi="http://schemas.microsoft.com/office/word/2010/wordprocessingInk" xmlns:wne="http://schemas.microsoft.com/office/word/2006/wordml" xmlns:wps="http://schemas.microsoft.com/office/word/2010/wordprocessingShape" mc:Ignorable="w14 w15 w16se w16cid w16 w16cex w16sdtdh w16sdtfl w16du wp14">
+<w:ftr xmlns:wpc="http://schemas.microsoft.com/office/word/2010/wordprocessingCanvas" xmlns:cx="http://schemas.microsoft.com/office/drawing/2014/chartex" xmlns:cx1="http://schemas.microsoft.com/office/drawing/2015/9/8/chartex" xmlns:cx2="http://schemas.microsoft.com/office/drawing/2015/10/21/chartex" xmlns:cx3="http://schemas.microsoft.com/office/drawing/2016/5/9/chartex" xmlns:cx4="http://schemas.microsoft.com/office/drawing/2016/5/10/chartex" xmlns:cx5="http://schemas.microsoft.com/office/drawing/2016/5/11/chartex" xmlns:cx6="http://schemas.microsoft.com/office/drawing/2016/5/12/chartex" xmlns:cx7="http://schemas.microsoft.com/office/drawing/2016/5/13/chartex" xmlns:cx8="http://schemas.microsoft.com/office/drawing/2016/5/14/chartex" xmlns:mc="http://schemas.openxmlformats.org/markup-compatibility/2006" xmlns:aink="http://schemas.microsoft.com/office/drawing/2016/ink" xmlns:am3d="http://schemas.microsoft.com/office/drawing/2017/model3d" xmlns:o="urn:schemas-microsoft-com:office:office" xmlns:r="http://schemas.openxmlformats.org/officeDocument/2006/relationships" xmlns:m="http://schemas.openxmlformats.org/officeDocument/2006/math" xmlns:v="urn:schemas-microsoft-com:vml" xmlns:wp14="http://schemas.microsoft.com/office/word/2010/wordprocessingDrawing" xmlns:wp="http://schemas.openxmlformats.org/drawingml/2006/wordprocessingDrawing" xmlns:w10="urn:schemas-microsoft-com:office:word" xmlns:w="http://schemas.openxmlformats.org/wordprocessingml/2006/main" xmlns:w14="http://schemas.microsoft.com/office/word/2010/wordml" xmlns:w15="http://schemas.microsoft.com/office/word/2012/wordml" xmlns:w16cex="http://schemas.microsoft.com/office/word/2018/wordml/cex" xmlns:w16cid="http://schemas.microsoft.com/office/word/2016/wordml/cid" xmlns:w16="http://schemas.microsoft.com/office/word/2018/wordml" xmlns:w16sdtdh="http://schemas.microsoft.com/office/word/2020/wordml/sdtdatahash" xmlns:w16se="http://schemas.microsoft.com/office/word/2015/wordml/symex" xmlns:wpg="http://schemas.microsoft.com/office/word/2010/wordprocessingGroup" xmlns:wpi="http://schemas.microsoft.com/office/word/2010/wordprocessingInk" xmlns:wne="http://schemas.microsoft.com/office/word/2006/wordml" xmlns:wps="http://schemas.microsoft.com/office/word/2010/wordprocessingShape" mc:Ignorable="w14 w15 w16se w16cid w16 w16cex w16sdtdh wp14">
   <w:sdt>
     <w:sdtPr>
       <w:id w:val="-701017035"/>
@@ -15546,6 +15182,7 @@
         <w:docPartUnique/>
       </w:docPartObj>
     </w:sdtPr>
+    <w:sdtEndPr/>
     <w:sdtContent>
       <w:p>
         <w:pPr>
@@ -15564,7 +15201,7 @@
 </file>
 
 <file path=word/footer2.xml><?xml version="1.0" encoding="utf-8"?>
-<w:ftr xmlns:wpc="http://schemas.microsoft.com/office/word/2010/wordprocessingCanvas" xmlns:cx="http://schemas.microsoft.com/office/drawing/2014/chartex" xmlns:cx1="http://schemas.microsoft.com/office/drawing/2015/9/8/chartex" xmlns:cx2="http://schemas.microsoft.com/office/drawing/2015/10/21/chartex" xmlns:cx3="http://schemas.microsoft.com/office/drawing/2016/5/9/chartex" xmlns:cx4="http://schemas.microsoft.com/office/drawing/2016/5/10/chartex" xmlns:cx5="http://schemas.microsoft.com/office/drawing/2016/5/11/chartex" xmlns:cx6="http://schemas.microsoft.com/office/drawing/2016/5/12/chartex" xmlns:cx7="http://schemas.microsoft.com/office/drawing/2016/5/13/chartex" xmlns:cx8="http://schemas.microsoft.com/office/drawing/2016/5/14/chartex" xmlns:mc="http://schemas.openxmlformats.org/markup-compatibility/2006" xmlns:aink="http://schemas.microsoft.com/office/drawing/2016/ink" xmlns:am3d="http://schemas.microsoft.com/office/drawing/2017/model3d" xmlns:o="urn:schemas-microsoft-com:office:office" xmlns:oel="http://schemas.microsoft.com/office/2019/extlst" xmlns:r="http://schemas.openxmlformats.org/officeDocument/2006/relationships" xmlns:m="http://schemas.openxmlformats.org/officeDocument/2006/math" xmlns:v="urn:schemas-microsoft-com:vml" xmlns:wp14="http://schemas.microsoft.com/office/word/2010/wordprocessingDrawing" xmlns:wp="http://schemas.openxmlformats.org/drawingml/2006/wordprocessingDrawing" xmlns:w10="urn:schemas-microsoft-com:office:word" xmlns:w="http://schemas.openxmlformats.org/wordprocessingml/2006/main" xmlns:w14="http://schemas.microsoft.com/office/word/2010/wordml" xmlns:w15="http://schemas.microsoft.com/office/word/2012/wordml" xmlns:w16cex="http://schemas.microsoft.com/office/word/2018/wordml/cex" xmlns:w16cid="http://schemas.microsoft.com/office/word/2016/wordml/cid" xmlns:w16="http://schemas.microsoft.com/office/word/2018/wordml" xmlns:w16du="http://schemas.microsoft.com/office/word/2023/wordml/word16du" xmlns:w16sdtdh="http://schemas.microsoft.com/office/word/2020/wordml/sdtdatahash" xmlns:w16sdtfl="http://schemas.microsoft.com/office/word/2024/wordml/sdtformatlock" xmlns:w16se="http://schemas.microsoft.com/office/word/2015/wordml/symex" xmlns:wpg="http://schemas.microsoft.com/office/word/2010/wordprocessingGroup" xmlns:wpi="http://schemas.microsoft.com/office/word/2010/wordprocessingInk" xmlns:wne="http://schemas.microsoft.com/office/word/2006/wordml" xmlns:wps="http://schemas.microsoft.com/office/word/2010/wordprocessingShape" mc:Ignorable="w14 w15 w16se w16cid w16 w16cex w16sdtdh w16sdtfl w16du wp14">
+<w:ftr xmlns:wpc="http://schemas.microsoft.com/office/word/2010/wordprocessingCanvas" xmlns:cx="http://schemas.microsoft.com/office/drawing/2014/chartex" xmlns:cx1="http://schemas.microsoft.com/office/drawing/2015/9/8/chartex" xmlns:cx2="http://schemas.microsoft.com/office/drawing/2015/10/21/chartex" xmlns:cx3="http://schemas.microsoft.com/office/drawing/2016/5/9/chartex" xmlns:cx4="http://schemas.microsoft.com/office/drawing/2016/5/10/chartex" xmlns:cx5="http://schemas.microsoft.com/office/drawing/2016/5/11/chartex" xmlns:cx6="http://schemas.microsoft.com/office/drawing/2016/5/12/chartex" xmlns:cx7="http://schemas.microsoft.com/office/drawing/2016/5/13/chartex" xmlns:cx8="http://schemas.microsoft.com/office/drawing/2016/5/14/chartex" xmlns:mc="http://schemas.openxmlformats.org/markup-compatibility/2006" xmlns:aink="http://schemas.microsoft.com/office/drawing/2016/ink" xmlns:am3d="http://schemas.microsoft.com/office/drawing/2017/model3d" xmlns:o="urn:schemas-microsoft-com:office:office" xmlns:r="http://schemas.openxmlformats.org/officeDocument/2006/relationships" xmlns:m="http://schemas.openxmlformats.org/officeDocument/2006/math" xmlns:v="urn:schemas-microsoft-com:vml" xmlns:wp14="http://schemas.microsoft.com/office/word/2010/wordprocessingDrawing" xmlns:wp="http://schemas.openxmlformats.org/drawingml/2006/wordprocessingDrawing" xmlns:w10="urn:schemas-microsoft-com:office:word" xmlns:w="http://schemas.openxmlformats.org/wordprocessingml/2006/main" xmlns:w14="http://schemas.microsoft.com/office/word/2010/wordml" xmlns:w15="http://schemas.microsoft.com/office/word/2012/wordml" xmlns:w16cex="http://schemas.microsoft.com/office/word/2018/wordml/cex" xmlns:w16cid="http://schemas.microsoft.com/office/word/2016/wordml/cid" xmlns:w16="http://schemas.microsoft.com/office/word/2018/wordml" xmlns:w16sdtdh="http://schemas.microsoft.com/office/word/2020/wordml/sdtdatahash" xmlns:w16se="http://schemas.microsoft.com/office/word/2015/wordml/symex" xmlns:wpg="http://schemas.microsoft.com/office/word/2010/wordprocessingGroup" xmlns:wpi="http://schemas.microsoft.com/office/word/2010/wordprocessingInk" xmlns:wne="http://schemas.microsoft.com/office/word/2006/wordml" xmlns:wps="http://schemas.microsoft.com/office/word/2010/wordprocessingShape" mc:Ignorable="w14 w15 w16se w16cid w16 w16cex w16sdtdh wp14">
   <w:sdt>
     <w:sdtPr>
       <w:id w:val="-1465197936"/>
@@ -15573,6 +15210,7 @@
         <w:docPartUnique/>
       </w:docPartObj>
     </w:sdtPr>
+    <w:sdtEndPr/>
     <w:sdtContent>
       <w:p>
         <w:pPr>
@@ -15673,7 +15311,7 @@
                   <v:stroke joinstyle="miter"/>
                   <v:path gradientshapeok="t" o:connecttype="rect"/>
                 </v:shapetype>
-                <v:shape id="_x0000_s1027" type="#_x0000_t202" style="position:absolute;left:0;text-align:left;margin-left:16.1pt;margin-top:.65pt;width:455.15pt;height:41.4pt;z-index:251661312;visibility:visible;mso-wrap-style:square;mso-width-percent:0;mso-height-percent:0;mso-wrap-distance-left:9pt;mso-wrap-distance-top:3.6pt;mso-wrap-distance-right:9pt;mso-wrap-distance-bottom:3.6pt;mso-position-horizontal:absolute;mso-position-horizontal-relative:text;mso-position-vertical:absolute;mso-position-vertical-relative:text;mso-width-percent:0;mso-height-percent:0;mso-width-relative:margin;mso-height-relative:margin;v-text-anchor:top" o:gfxdata="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" stroked="f">
+                <v:shape id="_x0000_s1027" type="#_x0000_t202" alt="&quot;&quot;" style="position:absolute;left:0;text-align:left;margin-left:16.1pt;margin-top:.65pt;width:455.15pt;height:41.4pt;z-index:251661312;visibility:visible;mso-wrap-style:square;mso-width-percent:0;mso-height-percent:0;mso-wrap-distance-left:9pt;mso-wrap-distance-top:3.6pt;mso-wrap-distance-right:9pt;mso-wrap-distance-bottom:3.6pt;mso-position-horizontal:absolute;mso-position-horizontal-relative:text;mso-position-vertical:absolute;mso-position-vertical-relative:text;mso-width-percent:0;mso-height-percent:0;mso-width-relative:margin;mso-height-relative:margin;v-text-anchor:top" o:gfxdata="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" stroked="f">
                   <v:textbox>
                     <w:txbxContent>
                       <w:p>
@@ -15730,7 +15368,7 @@
 </file>
 
 <file path=word/footnotes.xml><?xml version="1.0" encoding="utf-8"?>
-<w:footnotes xmlns:wpc="http://schemas.microsoft.com/office/word/2010/wordprocessingCanvas" xmlns:cx="http://schemas.microsoft.com/office/drawing/2014/chartex" xmlns:cx1="http://schemas.microsoft.com/office/drawing/2015/9/8/chartex" xmlns:cx2="http://schemas.microsoft.com/office/drawing/2015/10/21/chartex" xmlns:cx3="http://schemas.microsoft.com/office/drawing/2016/5/9/chartex" xmlns:cx4="http://schemas.microsoft.com/office/drawing/2016/5/10/chartex" xmlns:cx5="http://schemas.microsoft.com/office/drawing/2016/5/11/chartex" xmlns:cx6="http://schemas.microsoft.com/office/drawing/2016/5/12/chartex" xmlns:cx7="http://schemas.microsoft.com/office/drawing/2016/5/13/chartex" xmlns:cx8="http://schemas.microsoft.com/office/drawing/2016/5/14/chartex" xmlns:mc="http://schemas.openxmlformats.org/markup-compatibility/2006" xmlns:aink="http://schemas.microsoft.com/office/drawing/2016/ink" xmlns:am3d="http://schemas.microsoft.com/office/drawing/2017/model3d" xmlns:o="urn:schemas-microsoft-com:office:office" xmlns:oel="http://schemas.microsoft.com/office/2019/extlst" xmlns:r="http://schemas.openxmlformats.org/officeDocument/2006/relationships" xmlns:m="http://schemas.openxmlformats.org/officeDocument/2006/math" xmlns:v="urn:schemas-microsoft-com:vml" xmlns:wp14="http://schemas.microsoft.com/office/word/2010/wordprocessingDrawing" xmlns:wp="http://schemas.openxmlformats.org/drawingml/2006/wordprocessingDrawing" xmlns:w10="urn:schemas-microsoft-com:office:word" xmlns:w="http://schemas.openxmlformats.org/wordprocessingml/2006/main" xmlns:w14="http://schemas.microsoft.com/office/word/2010/wordml" xmlns:w15="http://schemas.microsoft.com/office/word/2012/wordml" xmlns:w16cex="http://schemas.microsoft.com/office/word/2018/wordml/cex" xmlns:w16cid="http://schemas.microsoft.com/office/word/2016/wordml/cid" xmlns:w16="http://schemas.microsoft.com/office/word/2018/wordml" xmlns:w16du="http://schemas.microsoft.com/office/word/2023/wordml/word16du" xmlns:w16sdtdh="http://schemas.microsoft.com/office/word/2020/wordml/sdtdatahash" xmlns:w16sdtfl="http://schemas.microsoft.com/office/word/2024/wordml/sdtformatlock" xmlns:w16se="http://schemas.microsoft.com/office/word/2015/wordml/symex" xmlns:wpg="http://schemas.microsoft.com/office/word/2010/wordprocessingGroup" xmlns:wpi="http://schemas.microsoft.com/office/word/2010/wordprocessingInk" xmlns:wne="http://schemas.microsoft.com/office/word/2006/wordml" xmlns:wps="http://schemas.microsoft.com/office/word/2010/wordprocessingShape" mc:Ignorable="w14 w15 w16se w16cid w16 w16cex w16sdtdh w16sdtfl w16du wp14">
+<w:footnotes xmlns:wpc="http://schemas.microsoft.com/office/word/2010/wordprocessingCanvas" xmlns:cx="http://schemas.microsoft.com/office/drawing/2014/chartex" xmlns:cx1="http://schemas.microsoft.com/office/drawing/2015/9/8/chartex" xmlns:cx2="http://schemas.microsoft.com/office/drawing/2015/10/21/chartex" xmlns:cx3="http://schemas.microsoft.com/office/drawing/2016/5/9/chartex" xmlns:cx4="http://schemas.microsoft.com/office/drawing/2016/5/10/chartex" xmlns:cx5="http://schemas.microsoft.com/office/drawing/2016/5/11/chartex" xmlns:cx6="http://schemas.microsoft.com/office/drawing/2016/5/12/chartex" xmlns:cx7="http://schemas.microsoft.com/office/drawing/2016/5/13/chartex" xmlns:cx8="http://schemas.microsoft.com/office/drawing/2016/5/14/chartex" xmlns:mc="http://schemas.openxmlformats.org/markup-compatibility/2006" xmlns:aink="http://schemas.microsoft.com/office/drawing/2016/ink" xmlns:am3d="http://schemas.microsoft.com/office/drawing/2017/model3d" xmlns:o="urn:schemas-microsoft-com:office:office" xmlns:r="http://schemas.openxmlformats.org/officeDocument/2006/relationships" xmlns:m="http://schemas.openxmlformats.org/officeDocument/2006/math" xmlns:v="urn:schemas-microsoft-com:vml" xmlns:wp14="http://schemas.microsoft.com/office/word/2010/wordprocessingDrawing" xmlns:wp="http://schemas.openxmlformats.org/drawingml/2006/wordprocessingDrawing" xmlns:w10="urn:schemas-microsoft-com:office:word" xmlns:w="http://schemas.openxmlformats.org/wordprocessingml/2006/main" xmlns:w14="http://schemas.microsoft.com/office/word/2010/wordml" xmlns:w15="http://schemas.microsoft.com/office/word/2012/wordml" xmlns:w16cex="http://schemas.microsoft.com/office/word/2018/wordml/cex" xmlns:w16cid="http://schemas.microsoft.com/office/word/2016/wordml/cid" xmlns:w16="http://schemas.microsoft.com/office/word/2018/wordml" xmlns:w16sdtdh="http://schemas.microsoft.com/office/word/2020/wordml/sdtdatahash" xmlns:w16se="http://schemas.microsoft.com/office/word/2015/wordml/symex" xmlns:wpg="http://schemas.microsoft.com/office/word/2010/wordprocessingGroup" xmlns:wpi="http://schemas.microsoft.com/office/word/2010/wordprocessingInk" xmlns:wne="http://schemas.microsoft.com/office/word/2006/wordml" xmlns:wps="http://schemas.microsoft.com/office/word/2010/wordprocessingShape" mc:Ignorable="w14 w15 w16se w16cid w16 w16cex w16sdtdh wp14">
   <w:footnote w:type="separator" w:id="-1">
     <w:p>
       <w:pPr>
@@ -15755,7 +15393,7 @@
 </file>
 
 <file path=word/header1.xml><?xml version="1.0" encoding="utf-8"?>
-<w:hdr xmlns:wpc="http://schemas.microsoft.com/office/word/2010/wordprocessingCanvas" xmlns:cx="http://schemas.microsoft.com/office/drawing/2014/chartex" xmlns:cx1="http://schemas.microsoft.com/office/drawing/2015/9/8/chartex" xmlns:cx2="http://schemas.microsoft.com/office/drawing/2015/10/21/chartex" xmlns:cx3="http://schemas.microsoft.com/office/drawing/2016/5/9/chartex" xmlns:cx4="http://schemas.microsoft.com/office/drawing/2016/5/10/chartex" xmlns:cx5="http://schemas.microsoft.com/office/drawing/2016/5/11/chartex" xmlns:cx6="http://schemas.microsoft.com/office/drawing/2016/5/12/chartex" xmlns:cx7="http://schemas.microsoft.com/office/drawing/2016/5/13/chartex" xmlns:cx8="http://schemas.microsoft.com/office/drawing/2016/5/14/chartex" xmlns:mc="http://schemas.openxmlformats.org/markup-compatibility/2006" xmlns:aink="http://schemas.microsoft.com/office/drawing/2016/ink" xmlns:am3d="http://schemas.microsoft.com/office/drawing/2017/model3d" xmlns:o="urn:schemas-microsoft-com:office:office" xmlns:oel="http://schemas.microsoft.com/office/2019/extlst" xmlns:r="http://schemas.openxmlformats.org/officeDocument/2006/relationships" xmlns:m="http://schemas.openxmlformats.org/officeDocument/2006/math" xmlns:v="urn:schemas-microsoft-com:vml" xmlns:wp14="http://schemas.microsoft.com/office/word/2010/wordprocessingDrawing" xmlns:wp="http://schemas.openxmlformats.org/drawingml/2006/wordprocessingDrawing" xmlns:w10="urn:schemas-microsoft-com:office:word" xmlns:w="http://schemas.openxmlformats.org/wordprocessingml/2006/main" xmlns:w14="http://schemas.microsoft.com/office/word/2010/wordml" xmlns:w15="http://schemas.microsoft.com/office/word/2012/wordml" xmlns:w16cex="http://schemas.microsoft.com/office/word/2018/wordml/cex" xmlns:w16cid="http://schemas.microsoft.com/office/word/2016/wordml/cid" xmlns:w16="http://schemas.microsoft.com/office/word/2018/wordml" xmlns:w16du="http://schemas.microsoft.com/office/word/2023/wordml/word16du" xmlns:w16sdtdh="http://schemas.microsoft.com/office/word/2020/wordml/sdtdatahash" xmlns:w16sdtfl="http://schemas.microsoft.com/office/word/2024/wordml/sdtformatlock" xmlns:w16se="http://schemas.microsoft.com/office/word/2015/wordml/symex" xmlns:wpg="http://schemas.microsoft.com/office/word/2010/wordprocessingGroup" xmlns:wpi="http://schemas.microsoft.com/office/word/2010/wordprocessingInk" xmlns:wne="http://schemas.microsoft.com/office/word/2006/wordml" xmlns:wps="http://schemas.microsoft.com/office/word/2010/wordprocessingShape" mc:Ignorable="w14 w15 w16se w16cid w16 w16cex w16sdtdh w16sdtfl w16du wp14">
+<w:hdr xmlns:wpc="http://schemas.microsoft.com/office/word/2010/wordprocessingCanvas" xmlns:cx="http://schemas.microsoft.com/office/drawing/2014/chartex" xmlns:cx1="http://schemas.microsoft.com/office/drawing/2015/9/8/chartex" xmlns:cx2="http://schemas.microsoft.com/office/drawing/2015/10/21/chartex" xmlns:cx3="http://schemas.microsoft.com/office/drawing/2016/5/9/chartex" xmlns:cx4="http://schemas.microsoft.com/office/drawing/2016/5/10/chartex" xmlns:cx5="http://schemas.microsoft.com/office/drawing/2016/5/11/chartex" xmlns:cx6="http://schemas.microsoft.com/office/drawing/2016/5/12/chartex" xmlns:cx7="http://schemas.microsoft.com/office/drawing/2016/5/13/chartex" xmlns:cx8="http://schemas.microsoft.com/office/drawing/2016/5/14/chartex" xmlns:mc="http://schemas.openxmlformats.org/markup-compatibility/2006" xmlns:aink="http://schemas.microsoft.com/office/drawing/2016/ink" xmlns:am3d="http://schemas.microsoft.com/office/drawing/2017/model3d" xmlns:o="urn:schemas-microsoft-com:office:office" xmlns:r="http://schemas.openxmlformats.org/officeDocument/2006/relationships" xmlns:m="http://schemas.openxmlformats.org/officeDocument/2006/math" xmlns:v="urn:schemas-microsoft-com:vml" xmlns:wp14="http://schemas.microsoft.com/office/word/2010/wordprocessingDrawing" xmlns:wp="http://schemas.openxmlformats.org/drawingml/2006/wordprocessingDrawing" xmlns:w10="urn:schemas-microsoft-com:office:word" xmlns:w="http://schemas.openxmlformats.org/wordprocessingml/2006/main" xmlns:w14="http://schemas.microsoft.com/office/word/2010/wordml" xmlns:w15="http://schemas.microsoft.com/office/word/2012/wordml" xmlns:w16cex="http://schemas.microsoft.com/office/word/2018/wordml/cex" xmlns:w16cid="http://schemas.microsoft.com/office/word/2016/wordml/cid" xmlns:w16="http://schemas.microsoft.com/office/word/2018/wordml" xmlns:w16sdtdh="http://schemas.microsoft.com/office/word/2020/wordml/sdtdatahash" xmlns:w16se="http://schemas.microsoft.com/office/word/2015/wordml/symex" xmlns:wpg="http://schemas.microsoft.com/office/word/2010/wordprocessingGroup" xmlns:wpi="http://schemas.microsoft.com/office/word/2010/wordprocessingInk" xmlns:wne="http://schemas.microsoft.com/office/word/2006/wordml" xmlns:wps="http://schemas.microsoft.com/office/word/2010/wordprocessingShape" mc:Ignorable="w14 w15 w16se w16cid w16 w16cex w16sdtdh wp14">
   <w:p>
     <w:pPr>
       <w:pStyle w:val="Encabezado"/>
@@ -15840,7 +15478,7 @@
 </file>
 
 <file path=word/numbering.xml><?xml version="1.0" encoding="utf-8"?>
-<w:numbering xmlns:wpc="http://schemas.microsoft.com/office/word/2010/wordprocessingCanvas" xmlns:cx="http://schemas.microsoft.com/office/drawing/2014/chartex" xmlns:cx1="http://schemas.microsoft.com/office/drawing/2015/9/8/chartex" xmlns:cx2="http://schemas.microsoft.com/office/drawing/2015/10/21/chartex" xmlns:cx3="http://schemas.microsoft.com/office/drawing/2016/5/9/chartex" xmlns:cx4="http://schemas.microsoft.com/office/drawing/2016/5/10/chartex" xmlns:cx5="http://schemas.microsoft.com/office/drawing/2016/5/11/chartex" xmlns:cx6="http://schemas.microsoft.com/office/drawing/2016/5/12/chartex" xmlns:cx7="http://schemas.microsoft.com/office/drawing/2016/5/13/chartex" xmlns:cx8="http://schemas.microsoft.com/office/drawing/2016/5/14/chartex" xmlns:mc="http://schemas.openxmlformats.org/markup-compatibility/2006" xmlns:aink="http://schemas.microsoft.com/office/drawing/2016/ink" xmlns:am3d="http://schemas.microsoft.com/office/drawing/2017/model3d" xmlns:o="urn:schemas-microsoft-com:office:office" xmlns:oel="http://schemas.microsoft.com/office/2019/extlst" xmlns:r="http://schemas.openxmlformats.org/officeDocument/2006/relationships" xmlns:m="http://schemas.openxmlformats.org/officeDocument/2006/math" xmlns:v="urn:schemas-microsoft-com:vml" xmlns:wp14="http://schemas.microsoft.com/office/word/2010/wordprocessingDrawing" xmlns:wp="http://schemas.openxmlformats.org/drawingml/2006/wordprocessingDrawing" xmlns:w10="urn:schemas-microsoft-com:office:word" xmlns:w="http://schemas.openxmlformats.org/wordprocessingml/2006/main" xmlns:w14="http://schemas.microsoft.com/office/word/2010/wordml" xmlns:w15="http://schemas.microsoft.com/office/word/2012/wordml" xmlns:w16cex="http://schemas.microsoft.com/office/word/2018/wordml/cex" xmlns:w16cid="http://schemas.microsoft.com/office/word/2016/wordml/cid" xmlns:w16="http://schemas.microsoft.com/office/word/2018/wordml" xmlns:w16du="http://schemas.microsoft.com/office/word/2023/wordml/word16du" xmlns:w16sdtdh="http://schemas.microsoft.com/office/word/2020/wordml/sdtdatahash" xmlns:w16sdtfl="http://schemas.microsoft.com/office/word/2024/wordml/sdtformatlock" xmlns:w16se="http://schemas.microsoft.com/office/word/2015/wordml/symex" xmlns:wpg="http://schemas.microsoft.com/office/word/2010/wordprocessingGroup" xmlns:wpi="http://schemas.microsoft.com/office/word/2010/wordprocessingInk" xmlns:wne="http://schemas.microsoft.com/office/word/2006/wordml" xmlns:wps="http://schemas.microsoft.com/office/word/2010/wordprocessingShape" mc:Ignorable="w14 w15 w16se w16cid w16 w16cex w16sdtdh w16sdtfl w16du wp14">
+<w:numbering xmlns:wpc="http://schemas.microsoft.com/office/word/2010/wordprocessingCanvas" xmlns:cx="http://schemas.microsoft.com/office/drawing/2014/chartex" xmlns:cx1="http://schemas.microsoft.com/office/drawing/2015/9/8/chartex" xmlns:cx2="http://schemas.microsoft.com/office/drawing/2015/10/21/chartex" xmlns:cx3="http://schemas.microsoft.com/office/drawing/2016/5/9/chartex" xmlns:cx4="http://schemas.microsoft.com/office/drawing/2016/5/10/chartex" xmlns:cx5="http://schemas.microsoft.com/office/drawing/2016/5/11/chartex" xmlns:cx6="http://schemas.microsoft.com/office/drawing/2016/5/12/chartex" xmlns:cx7="http://schemas.microsoft.com/office/drawing/2016/5/13/chartex" xmlns:cx8="http://schemas.microsoft.com/office/drawing/2016/5/14/chartex" xmlns:mc="http://schemas.openxmlformats.org/markup-compatibility/2006" xmlns:aink="http://schemas.microsoft.com/office/drawing/2016/ink" xmlns:am3d="http://schemas.microsoft.com/office/drawing/2017/model3d" xmlns:o="urn:schemas-microsoft-com:office:office" xmlns:r="http://schemas.openxmlformats.org/officeDocument/2006/relationships" xmlns:m="http://schemas.openxmlformats.org/officeDocument/2006/math" xmlns:v="urn:schemas-microsoft-com:vml" xmlns:wp14="http://schemas.microsoft.com/office/word/2010/wordprocessingDrawing" xmlns:wp="http://schemas.openxmlformats.org/drawingml/2006/wordprocessingDrawing" xmlns:w10="urn:schemas-microsoft-com:office:word" xmlns:w="http://schemas.openxmlformats.org/wordprocessingml/2006/main" xmlns:w14="http://schemas.microsoft.com/office/word/2010/wordml" xmlns:w15="http://schemas.microsoft.com/office/word/2012/wordml" xmlns:w16cex="http://schemas.microsoft.com/office/word/2018/wordml/cex" xmlns:w16cid="http://schemas.microsoft.com/office/word/2016/wordml/cid" xmlns:w16="http://schemas.microsoft.com/office/word/2018/wordml" xmlns:w16sdtdh="http://schemas.microsoft.com/office/word/2020/wordml/sdtdatahash" xmlns:w16se="http://schemas.microsoft.com/office/word/2015/wordml/symex" xmlns:wpg="http://schemas.microsoft.com/office/word/2010/wordprocessingGroup" xmlns:wpi="http://schemas.microsoft.com/office/word/2010/wordprocessingInk" xmlns:wne="http://schemas.microsoft.com/office/word/2006/wordml" xmlns:wps="http://schemas.microsoft.com/office/word/2010/wordprocessingShape" mc:Ignorable="w14 w15 w16se w16cid w16 w16cex w16sdtdh wp14">
   <w:abstractNum w:abstractNumId="0" w15:restartNumberingAfterBreak="0">
     <w:nsid w:val="FFFFFF89"/>
     <w:multiLevelType w:val="singleLevel"/>
@@ -20522,133 +20160,133 @@
       </w:rPr>
     </w:lvl>
   </w:abstractNum>
-  <w:num w:numId="1" w16cid:durableId="1611547133">
+  <w:num w:numId="1">
     <w:abstractNumId w:val="0"/>
   </w:num>
-  <w:num w:numId="2" w16cid:durableId="805702686">
+  <w:num w:numId="2">
     <w:abstractNumId w:val="28"/>
   </w:num>
-  <w:num w:numId="3" w16cid:durableId="1452939762">
+  <w:num w:numId="3">
     <w:abstractNumId w:val="19"/>
   </w:num>
-  <w:num w:numId="4" w16cid:durableId="2011327628">
+  <w:num w:numId="4">
     <w:abstractNumId w:val="27"/>
   </w:num>
-  <w:num w:numId="5" w16cid:durableId="1424258726">
+  <w:num w:numId="5">
     <w:abstractNumId w:val="35"/>
   </w:num>
-  <w:num w:numId="6" w16cid:durableId="653873765">
+  <w:num w:numId="6">
     <w:abstractNumId w:val="16"/>
   </w:num>
-  <w:num w:numId="7" w16cid:durableId="1946184117">
+  <w:num w:numId="7">
     <w:abstractNumId w:val="34"/>
   </w:num>
-  <w:num w:numId="8" w16cid:durableId="1633514345">
+  <w:num w:numId="8">
     <w:abstractNumId w:val="21"/>
   </w:num>
-  <w:num w:numId="9" w16cid:durableId="946546349">
+  <w:num w:numId="9">
     <w:abstractNumId w:val="20"/>
   </w:num>
-  <w:num w:numId="10" w16cid:durableId="1096486870">
+  <w:num w:numId="10">
     <w:abstractNumId w:val="8"/>
   </w:num>
-  <w:num w:numId="11" w16cid:durableId="1025400967">
+  <w:num w:numId="11">
     <w:abstractNumId w:val="2"/>
   </w:num>
-  <w:num w:numId="12" w16cid:durableId="648022627">
+  <w:num w:numId="12">
     <w:abstractNumId w:val="23"/>
   </w:num>
-  <w:num w:numId="13" w16cid:durableId="1144539541">
+  <w:num w:numId="13">
     <w:abstractNumId w:val="22"/>
   </w:num>
-  <w:num w:numId="14" w16cid:durableId="329910726">
+  <w:num w:numId="14">
     <w:abstractNumId w:val="12"/>
   </w:num>
-  <w:num w:numId="15" w16cid:durableId="1461531965">
+  <w:num w:numId="15">
     <w:abstractNumId w:val="4"/>
   </w:num>
-  <w:num w:numId="16" w16cid:durableId="1926648707">
+  <w:num w:numId="16">
     <w:abstractNumId w:val="7"/>
   </w:num>
-  <w:num w:numId="17" w16cid:durableId="294219876">
+  <w:num w:numId="17">
     <w:abstractNumId w:val="37"/>
   </w:num>
-  <w:num w:numId="18" w16cid:durableId="1162505113">
+  <w:num w:numId="18">
     <w:abstractNumId w:val="11"/>
   </w:num>
-  <w:num w:numId="19" w16cid:durableId="701126309">
+  <w:num w:numId="19">
     <w:abstractNumId w:val="10"/>
   </w:num>
-  <w:num w:numId="20" w16cid:durableId="1692729794">
+  <w:num w:numId="20">
     <w:abstractNumId w:val="15"/>
   </w:num>
-  <w:num w:numId="21" w16cid:durableId="267398885">
+  <w:num w:numId="21">
     <w:abstractNumId w:val="26"/>
   </w:num>
-  <w:num w:numId="22" w16cid:durableId="678964809">
+  <w:num w:numId="22">
     <w:abstractNumId w:val="9"/>
   </w:num>
-  <w:num w:numId="23" w16cid:durableId="592204900">
+  <w:num w:numId="23">
     <w:abstractNumId w:val="39"/>
   </w:num>
-  <w:num w:numId="24" w16cid:durableId="1321467941">
+  <w:num w:numId="24">
     <w:abstractNumId w:val="25"/>
   </w:num>
-  <w:num w:numId="25" w16cid:durableId="691955572">
+  <w:num w:numId="25">
     <w:abstractNumId w:val="36"/>
   </w:num>
-  <w:num w:numId="26" w16cid:durableId="1913080353">
+  <w:num w:numId="26">
     <w:abstractNumId w:val="14"/>
   </w:num>
-  <w:num w:numId="27" w16cid:durableId="1876309614">
+  <w:num w:numId="27">
     <w:abstractNumId w:val="13"/>
   </w:num>
-  <w:num w:numId="28" w16cid:durableId="155610518">
+  <w:num w:numId="28">
     <w:abstractNumId w:val="29"/>
   </w:num>
-  <w:num w:numId="29" w16cid:durableId="801920867">
+  <w:num w:numId="29">
     <w:abstractNumId w:val="3"/>
   </w:num>
-  <w:num w:numId="30" w16cid:durableId="312028716">
+  <w:num w:numId="30">
     <w:abstractNumId w:val="24"/>
   </w:num>
-  <w:num w:numId="31" w16cid:durableId="1045955334">
+  <w:num w:numId="31">
     <w:abstractNumId w:val="32"/>
   </w:num>
-  <w:num w:numId="32" w16cid:durableId="1181427571">
+  <w:num w:numId="32">
     <w:abstractNumId w:val="38"/>
   </w:num>
-  <w:num w:numId="33" w16cid:durableId="1269658535">
+  <w:num w:numId="33">
     <w:abstractNumId w:val="41"/>
   </w:num>
-  <w:num w:numId="34" w16cid:durableId="1856575254">
+  <w:num w:numId="34">
     <w:abstractNumId w:val="33"/>
   </w:num>
-  <w:num w:numId="35" w16cid:durableId="417216130">
+  <w:num w:numId="35">
     <w:abstractNumId w:val="1"/>
   </w:num>
-  <w:num w:numId="36" w16cid:durableId="390814106">
+  <w:num w:numId="36">
     <w:abstractNumId w:val="40"/>
   </w:num>
-  <w:num w:numId="37" w16cid:durableId="679894546">
+  <w:num w:numId="37">
     <w:abstractNumId w:val="42"/>
   </w:num>
-  <w:num w:numId="38" w16cid:durableId="233976765">
+  <w:num w:numId="38">
     <w:abstractNumId w:val="30"/>
   </w:num>
-  <w:num w:numId="39" w16cid:durableId="1277252245">
+  <w:num w:numId="39">
     <w:abstractNumId w:val="17"/>
   </w:num>
-  <w:num w:numId="40" w16cid:durableId="1695841892">
+  <w:num w:numId="40">
     <w:abstractNumId w:val="5"/>
   </w:num>
-  <w:num w:numId="41" w16cid:durableId="1401444842">
+  <w:num w:numId="41">
     <w:abstractNumId w:val="31"/>
   </w:num>
-  <w:num w:numId="42" w16cid:durableId="30766587">
+  <w:num w:numId="42">
     <w:abstractNumId w:val="18"/>
   </w:num>
-  <w:num w:numId="43" w16cid:durableId="56363771">
+  <w:num w:numId="43">
     <w:abstractNumId w:val="6"/>
   </w:num>
   <w:numIdMacAtCleanup w:val="43"/>
@@ -20656,7 +20294,7 @@
 </file>
 
 <file path=word/styles.xml><?xml version="1.0" encoding="utf-8"?>
-<w:styles xmlns:mc="http://schemas.openxmlformats.org/markup-compatibility/2006" xmlns:r="http://schemas.openxmlformats.org/officeDocument/2006/relationships" xmlns:w="http://schemas.openxmlformats.org/wordprocessingml/2006/main" xmlns:w14="http://schemas.microsoft.com/office/word/2010/wordml" xmlns:w15="http://schemas.microsoft.com/office/word/2012/wordml" xmlns:w16cex="http://schemas.microsoft.com/office/word/2018/wordml/cex" xmlns:w16cid="http://schemas.microsoft.com/office/word/2016/wordml/cid" xmlns:w16="http://schemas.microsoft.com/office/word/2018/wordml" xmlns:w16du="http://schemas.microsoft.com/office/word/2023/wordml/word16du" xmlns:w16sdtdh="http://schemas.microsoft.com/office/word/2020/wordml/sdtdatahash" xmlns:w16sdtfl="http://schemas.microsoft.com/office/word/2024/wordml/sdtformatlock" xmlns:w16se="http://schemas.microsoft.com/office/word/2015/wordml/symex" mc:Ignorable="w14 w15 w16se w16cid w16 w16cex w16sdtdh w16sdtfl w16du">
+<w:styles xmlns:mc="http://schemas.openxmlformats.org/markup-compatibility/2006" xmlns:r="http://schemas.openxmlformats.org/officeDocument/2006/relationships" xmlns:w="http://schemas.openxmlformats.org/wordprocessingml/2006/main" xmlns:w14="http://schemas.microsoft.com/office/word/2010/wordml" xmlns:w15="http://schemas.microsoft.com/office/word/2012/wordml" xmlns:w16cex="http://schemas.microsoft.com/office/word/2018/wordml/cex" xmlns:w16cid="http://schemas.microsoft.com/office/word/2016/wordml/cid" xmlns:w16="http://schemas.microsoft.com/office/word/2018/wordml" xmlns:w16sdtdh="http://schemas.microsoft.com/office/word/2020/wordml/sdtdatahash" xmlns:w16se="http://schemas.microsoft.com/office/word/2015/wordml/symex" mc:Ignorable="w14 w15 w16se w16cid w16 w16cex w16sdtdh">
   <w:docDefaults>
     <w:rPrDefault>
       <w:rPr>
@@ -22364,8 +22002,8 @@
 </file>
 
 <file path=customXml/item4.xml><?xml version="1.0" encoding="utf-8"?>
-<ct:contentTypeSchema xmlns:ct="http://schemas.microsoft.com/office/2006/metadata/contentType" xmlns:ma="http://schemas.microsoft.com/office/2006/metadata/properties/metaAttributes" ct:_="" ma:_="" ma:contentTypeName="Documento" ma:contentTypeID="0x010100FC2B1768DD5A774EB396CCAB0DE361C1" ma:contentTypeVersion="11" ma:contentTypeDescription="Crear nuevo documento." ma:contentTypeScope="" ma:versionID="e4c9e5a511fbaffd8485e537f9595e10">
-  <xsd:schema xmlns:xsd="http://www.w3.org/2001/XMLSchema" xmlns:xs="http://www.w3.org/2001/XMLSchema" xmlns:p="http://schemas.microsoft.com/office/2006/metadata/properties" xmlns:ns2="a70d3c18-0869-45a1-9f75-4b4b8f0f32be" xmlns:ns3="adccf511-daff-4bcb-9072-914cedbf4c7e" targetNamespace="http://schemas.microsoft.com/office/2006/metadata/properties" ma:root="true" ma:fieldsID="bbeeb7fdd5dcda06cd18867ba2c601ed" ns2:_="" ns3:_="">
+<ct:contentTypeSchema xmlns:ct="http://schemas.microsoft.com/office/2006/metadata/contentType" xmlns:ma="http://schemas.microsoft.com/office/2006/metadata/properties/metaAttributes" ct:_="" ma:_="" ma:contentTypeName="Documento" ma:contentTypeID="0x010100FC2B1768DD5A774EB396CCAB0DE361C1" ma:contentTypeVersion="12" ma:contentTypeDescription="Crear nuevo documento." ma:contentTypeScope="" ma:versionID="73bbb3c317121ea3087ce0564dba81cf">
+  <xsd:schema xmlns:xsd="http://www.w3.org/2001/XMLSchema" xmlns:xs="http://www.w3.org/2001/XMLSchema" xmlns:p="http://schemas.microsoft.com/office/2006/metadata/properties" xmlns:ns2="a70d3c18-0869-45a1-9f75-4b4b8f0f32be" xmlns:ns3="adccf511-daff-4bcb-9072-914cedbf4c7e" targetNamespace="http://schemas.microsoft.com/office/2006/metadata/properties" ma:root="true" ma:fieldsID="89b5199a66abea40ca7ec6b263fc5e35" ns2:_="" ns3:_="">
     <xsd:import namespace="a70d3c18-0869-45a1-9f75-4b4b8f0f32be"/>
     <xsd:import namespace="adccf511-daff-4bcb-9072-914cedbf4c7e"/>
     <xsd:element name="properties">
@@ -22384,6 +22022,7 @@
                 <xsd:element ref="ns2:lcf76f155ced4ddcb4097134ff3c332f" minOccurs="0"/>
                 <xsd:element ref="ns3:TaxCatchAll" minOccurs="0"/>
                 <xsd:element ref="ns2:MediaServiceOCR" minOccurs="0"/>
+                <xsd:element ref="ns2:MediaServiceBillingMetadata" minOccurs="0"/>
               </xsd:all>
             </xsd:complexType>
           </xsd:element>
@@ -22441,6 +22080,11 @@
         <xsd:restriction base="dms:Note">
           <xsd:maxLength value="255"/>
         </xsd:restriction>
+      </xsd:simpleType>
+    </xsd:element>
+    <xsd:element name="MediaServiceBillingMetadata" ma:index="19" nillable="true" ma:displayName="MediaServiceBillingMetadata" ma:hidden="true" ma:internalName="MediaServiceBillingMetadata" ma:readOnly="true">
+      <xsd:simpleType>
+        <xsd:restriction base="dms:Note"/>
       </xsd:simpleType>
     </xsd:element>
   </xsd:schema>
@@ -22586,7 +22230,7 @@
 </file>
 
 <file path=customXml/itemProps4.xml><?xml version="1.0" encoding="utf-8"?>
-<ds:datastoreItem xmlns:ds="http://schemas.openxmlformats.org/officeDocument/2006/customXml" ds:itemID="{2EC3329B-C163-48C2-AE5A-817FC0B26B87}">
+<ds:datastoreItem xmlns:ds="http://schemas.openxmlformats.org/officeDocument/2006/customXml" ds:itemID="{B0F9E240-9EFB-4C40-A393-F545B316D5A3}">
   <ds:schemaRefs>
     <ds:schemaRef ds:uri="http://schemas.microsoft.com/office/2006/metadata/contentType"/>
     <ds:schemaRef ds:uri="http://schemas.microsoft.com/office/2006/metadata/properties/metaAttributes"/>
